--- a/lessons/5-2/downloads/reveal/teacher/5.2-homework-packet-level-1.docx
+++ b/lessons/5-2/downloads/reveal/teacher/5.2-homework-packet-level-1.docx
@@ -78,14 +78,15 @@
           <w:caps/>
           <w:color w:val="003A70"/>
           <w:spacing w:val="12"/>
-          <w:sz w:val="21"/>
+          <w:sz w:val="22"/>
           <w:szCs w:val="21"/>
         </w:rPr>
-        <w:t xml:space="preserve">Lesson 5-2  ·  Homework Packet  ·  Level 1  ·  Sheet 1 of 2</w:t>
+        <w:t xml:space="preserve">Lesson 5-2  ·  Homework Packet  ·  Supported  ·  Session 1 · pages 1–2</w:t>
       </w:r>
     </w:p>
     <w:p>
       <w:pPr>
+        <w:pStyle w:val="Heading1"/>
         <w:keepNext/>
         <w:spacing w:before="0" w:after="10" w:line="240" w:lineRule="auto"/>
       </w:pPr>
@@ -111,7 +112,7 @@
         <w:rPr>
           <w:rFonts w:ascii="Avenir Next" w:hAnsi="Avenir Next" w:cs="Avenir Next" w:eastAsia="Avenir Next"/>
           <w:color w:val="5A5F66"/>
-          <w:sz w:val="17"/>
+          <w:sz w:val="22"/>
           <w:szCs w:val="17"/>
         </w:rPr>
         <w:t xml:space="preserve">Maryland Standard 6.G.A.1   ·   Learning target — I can find the area of a triangle using one half the base times the height.</w:t>
@@ -158,6 +159,7 @@
           </w:tcPr>
           <w:p>
             <w:pPr>
+              <w:pStyle w:val="Heading2"/>
               <w:spacing w:before="0" w:after="40" w:line="264" w:lineRule="auto"/>
             </w:pPr>
             <w:r>
@@ -185,25 +187,25 @@
                 <w:rFonts w:ascii="Avenir Next" w:hAnsi="Avenir Next" w:cs="Avenir Next" w:eastAsia="Avenir Next"/>
                 <w:b/>
                 <w:color w:val="003A70"/>
+                <w:sz w:val="22"/>
+                <w:szCs w:val="18"/>
+              </w:rPr>
+              <w:t xml:space="preserve">•</w:t>
+            </w:r>
+            <w:r>
+              <w:rPr>
+                <w:rFonts w:ascii="Avenir Next" w:hAnsi="Avenir Next" w:cs="Avenir Next" w:eastAsia="Avenir Next"/>
+                <w:color w:val="1A1A1A"/>
                 <w:sz w:val="18"/>
                 <w:szCs w:val="18"/>
               </w:rPr>
-              <w:t xml:space="preserve">•</w:t>
-            </w:r>
-            <w:r>
-              <w:rPr>
-                <w:rFonts w:ascii="Avenir Next" w:hAnsi="Avenir Next" w:cs="Avenir Next" w:eastAsia="Avenir Next"/>
-                <w:color w:val="1A1A1A"/>
-                <w:sz w:val="18"/>
-                <w:szCs w:val="18"/>
-              </w:rPr>
               <w:tab/>
             </w:r>
             <w:r>
               <w:rPr>
                 <w:rFonts w:ascii="Avenir Next" w:hAnsi="Avenir Next" w:cs="Avenir Next" w:eastAsia="Avenir Next"/>
                 <w:color w:val="1A1A1A"/>
-                <w:sz w:val="18"/>
+                <w:sz w:val="22"/>
                 <w:szCs w:val="18"/>
               </w:rPr>
               <w:t xml:space="preserve">A triangle is half of a parallelogram with the same base and height: </w:t>
@@ -213,7 +215,7 @@
                 <w:rFonts w:ascii="Avenir Next" w:hAnsi="Avenir Next" w:cs="Avenir Next" w:eastAsia="Avenir Next"/>
                 <w:b/>
                 <w:color w:val="1A1A1A"/>
-                <w:sz w:val="18"/>
+                <w:sz w:val="22"/>
                 <w:szCs w:val="18"/>
               </w:rPr>
               <w:t xml:space="preserve">A = ½ × b × h</w:t>
@@ -222,7 +224,7 @@
               <w:rPr>
                 <w:rFonts w:ascii="Avenir Next" w:hAnsi="Avenir Next" w:cs="Avenir Next" w:eastAsia="Avenir Next"/>
                 <w:color w:val="1A1A1A"/>
-                <w:sz w:val="18"/>
+                <w:sz w:val="22"/>
                 <w:szCs w:val="18"/>
               </w:rPr>
               <w:t xml:space="preserve">.</w:t>
@@ -241,25 +243,25 @@
                 <w:rFonts w:ascii="Avenir Next" w:hAnsi="Avenir Next" w:cs="Avenir Next" w:eastAsia="Avenir Next"/>
                 <w:b/>
                 <w:color w:val="003A70"/>
+                <w:sz w:val="22"/>
+                <w:szCs w:val="18"/>
+              </w:rPr>
+              <w:t xml:space="preserve">•</w:t>
+            </w:r>
+            <w:r>
+              <w:rPr>
+                <w:rFonts w:ascii="Avenir Next" w:hAnsi="Avenir Next" w:cs="Avenir Next" w:eastAsia="Avenir Next"/>
+                <w:color w:val="1A1A1A"/>
                 <w:sz w:val="18"/>
                 <w:szCs w:val="18"/>
               </w:rPr>
-              <w:t xml:space="preserve">•</w:t>
-            </w:r>
-            <w:r>
-              <w:rPr>
-                <w:rFonts w:ascii="Avenir Next" w:hAnsi="Avenir Next" w:cs="Avenir Next" w:eastAsia="Avenir Next"/>
-                <w:color w:val="1A1A1A"/>
-                <w:sz w:val="18"/>
-                <w:szCs w:val="18"/>
-              </w:rPr>
               <w:tab/>
             </w:r>
             <w:r>
               <w:rPr>
                 <w:rFonts w:ascii="Avenir Next" w:hAnsi="Avenir Next" w:cs="Avenir Next" w:eastAsia="Avenir Next"/>
                 <w:color w:val="1A1A1A"/>
-                <w:sz w:val="18"/>
+                <w:sz w:val="22"/>
                 <w:szCs w:val="18"/>
               </w:rPr>
               <w:t xml:space="preserve">The height meets the base at a right angle. It can fall </w:t>
@@ -269,7 +271,7 @@
                 <w:rFonts w:ascii="Avenir Next" w:hAnsi="Avenir Next" w:cs="Avenir Next" w:eastAsia="Avenir Next"/>
                 <w:b/>
                 <w:color w:val="1A1A1A"/>
-                <w:sz w:val="18"/>
+                <w:sz w:val="22"/>
                 <w:szCs w:val="18"/>
               </w:rPr>
               <w:t xml:space="preserve">outside</w:t>
@@ -278,7 +280,7 @@
               <w:rPr>
                 <w:rFonts w:ascii="Avenir Next" w:hAnsi="Avenir Next" w:cs="Avenir Next" w:eastAsia="Avenir Next"/>
                 <w:color w:val="1A1A1A"/>
-                <w:sz w:val="18"/>
+                <w:sz w:val="22"/>
                 <w:szCs w:val="18"/>
               </w:rPr>
               <w:t xml:space="preserve"> the triangle.</w:t>
@@ -297,25 +299,25 @@
                 <w:rFonts w:ascii="Avenir Next" w:hAnsi="Avenir Next" w:cs="Avenir Next" w:eastAsia="Avenir Next"/>
                 <w:b/>
                 <w:color w:val="003A70"/>
+                <w:sz w:val="22"/>
+                <w:szCs w:val="18"/>
+              </w:rPr>
+              <w:t xml:space="preserve">•</w:t>
+            </w:r>
+            <w:r>
+              <w:rPr>
+                <w:rFonts w:ascii="Avenir Next" w:hAnsi="Avenir Next" w:cs="Avenir Next" w:eastAsia="Avenir Next"/>
+                <w:color w:val="1A1A1A"/>
                 <w:sz w:val="18"/>
                 <w:szCs w:val="18"/>
               </w:rPr>
-              <w:t xml:space="preserve">•</w:t>
-            </w:r>
-            <w:r>
-              <w:rPr>
-                <w:rFonts w:ascii="Avenir Next" w:hAnsi="Avenir Next" w:cs="Avenir Next" w:eastAsia="Avenir Next"/>
-                <w:color w:val="1A1A1A"/>
-                <w:sz w:val="18"/>
-                <w:szCs w:val="18"/>
-              </w:rPr>
               <w:tab/>
             </w:r>
             <w:r>
               <w:rPr>
                 <w:rFonts w:ascii="Avenir Next" w:hAnsi="Avenir Next" w:cs="Avenir Next" w:eastAsia="Avenir Next"/>
                 <w:color w:val="1A1A1A"/>
-                <w:sz w:val="18"/>
+                <w:sz w:val="22"/>
                 <w:szCs w:val="18"/>
               </w:rPr>
               <w:t xml:space="preserve">Area is in </w:t>
@@ -325,7 +327,7 @@
                 <w:rFonts w:ascii="Avenir Next" w:hAnsi="Avenir Next" w:cs="Avenir Next" w:eastAsia="Avenir Next"/>
                 <w:b/>
                 <w:color w:val="1A1A1A"/>
-                <w:sz w:val="18"/>
+                <w:sz w:val="22"/>
                 <w:szCs w:val="18"/>
               </w:rPr>
               <w:t xml:space="preserve">square units</w:t>
@@ -334,7 +336,7 @@
               <w:rPr>
                 <w:rFonts w:ascii="Avenir Next" w:hAnsi="Avenir Next" w:cs="Avenir Next" w:eastAsia="Avenir Next"/>
                 <w:color w:val="1A1A1A"/>
-                <w:sz w:val="18"/>
+                <w:sz w:val="22"/>
                 <w:szCs w:val="18"/>
               </w:rPr>
               <w:t xml:space="preserve"> (cm², in², ft²).</w:t>
@@ -349,6 +351,7 @@
           </w:tcPr>
           <w:p>
             <w:pPr>
+              <w:pStyle w:val="Heading2"/>
               <w:spacing w:before="0" w:after="40" w:line="264" w:lineRule="auto"/>
             </w:pPr>
             <w:r>
@@ -371,7 +374,7 @@
               <w:rPr>
                 <w:rFonts w:ascii="Avenir Next" w:hAnsi="Avenir Next" w:cs="Avenir Next" w:eastAsia="Avenir Next"/>
                 <w:color w:val="1A1A1A"/>
-                <w:sz w:val="17"/>
+                <w:sz w:val="22"/>
                 <w:szCs w:val="17"/>
               </w:rPr>
               <w:t xml:space="preserve">Find the area of a triangle with base 14 cm and height 9 cm.</w:t>
@@ -390,25 +393,25 @@
                 <w:rFonts w:ascii="Avenir Next" w:hAnsi="Avenir Next" w:cs="Avenir Next" w:eastAsia="Avenir Next"/>
                 <w:b/>
                 <w:color w:val="003A70"/>
+                <w:sz w:val="22"/>
+                <w:szCs w:val="17"/>
+              </w:rPr>
+              <w:t xml:space="preserve">Step 1</w:t>
+            </w:r>
+            <w:r>
+              <w:rPr>
+                <w:rFonts w:ascii="Avenir Next" w:hAnsi="Avenir Next" w:cs="Avenir Next" w:eastAsia="Avenir Next"/>
+                <w:color w:val="1A1A1A"/>
                 <w:sz w:val="17"/>
                 <w:szCs w:val="17"/>
               </w:rPr>
-              <w:t xml:space="preserve">Step 1</w:t>
-            </w:r>
-            <w:r>
-              <w:rPr>
-                <w:rFonts w:ascii="Avenir Next" w:hAnsi="Avenir Next" w:cs="Avenir Next" w:eastAsia="Avenir Next"/>
-                <w:color w:val="1A1A1A"/>
-                <w:sz w:val="17"/>
-                <w:szCs w:val="17"/>
-              </w:rPr>
               <w:tab/>
             </w:r>
             <w:r>
               <w:rPr>
                 <w:rFonts w:ascii="Avenir Next" w:hAnsi="Avenir Next" w:cs="Avenir Next" w:eastAsia="Avenir Next"/>
                 <w:color w:val="1A1A1A"/>
-                <w:sz w:val="17"/>
+                <w:sz w:val="22"/>
                 <w:szCs w:val="17"/>
               </w:rPr>
               <w:t xml:space="preserve">Write the formula: A = ½ × b × h</w:t>
@@ -427,25 +430,25 @@
                 <w:rFonts w:ascii="Avenir Next" w:hAnsi="Avenir Next" w:cs="Avenir Next" w:eastAsia="Avenir Next"/>
                 <w:b/>
                 <w:color w:val="003A70"/>
+                <w:sz w:val="22"/>
+                <w:szCs w:val="17"/>
+              </w:rPr>
+              <w:t xml:space="preserve">Step 2</w:t>
+            </w:r>
+            <w:r>
+              <w:rPr>
+                <w:rFonts w:ascii="Avenir Next" w:hAnsi="Avenir Next" w:cs="Avenir Next" w:eastAsia="Avenir Next"/>
+                <w:color w:val="1A1A1A"/>
                 <w:sz w:val="17"/>
                 <w:szCs w:val="17"/>
               </w:rPr>
-              <w:t xml:space="preserve">Step 2</w:t>
-            </w:r>
-            <w:r>
-              <w:rPr>
-                <w:rFonts w:ascii="Avenir Next" w:hAnsi="Avenir Next" w:cs="Avenir Next" w:eastAsia="Avenir Next"/>
-                <w:color w:val="1A1A1A"/>
-                <w:sz w:val="17"/>
-                <w:szCs w:val="17"/>
-              </w:rPr>
               <w:tab/>
             </w:r>
             <w:r>
               <w:rPr>
                 <w:rFonts w:ascii="Avenir Next" w:hAnsi="Avenir Next" w:cs="Avenir Next" w:eastAsia="Avenir Next"/>
                 <w:color w:val="1A1A1A"/>
-                <w:sz w:val="17"/>
+                <w:sz w:val="22"/>
                 <w:szCs w:val="17"/>
               </w:rPr>
               <w:t xml:space="preserve">Substitute: A = ½ × 14 × 9</w:t>
@@ -464,25 +467,25 @@
                 <w:rFonts w:ascii="Avenir Next" w:hAnsi="Avenir Next" w:cs="Avenir Next" w:eastAsia="Avenir Next"/>
                 <w:b/>
                 <w:color w:val="003A70"/>
+                <w:sz w:val="22"/>
+                <w:szCs w:val="17"/>
+              </w:rPr>
+              <w:t xml:space="preserve">Step 3</w:t>
+            </w:r>
+            <w:r>
+              <w:rPr>
+                <w:rFonts w:ascii="Avenir Next" w:hAnsi="Avenir Next" w:cs="Avenir Next" w:eastAsia="Avenir Next"/>
+                <w:color w:val="1A1A1A"/>
                 <w:sz w:val="17"/>
                 <w:szCs w:val="17"/>
               </w:rPr>
-              <w:t xml:space="preserve">Step 3</w:t>
-            </w:r>
-            <w:r>
-              <w:rPr>
-                <w:rFonts w:ascii="Avenir Next" w:hAnsi="Avenir Next" w:cs="Avenir Next" w:eastAsia="Avenir Next"/>
-                <w:color w:val="1A1A1A"/>
-                <w:sz w:val="17"/>
-                <w:szCs w:val="17"/>
-              </w:rPr>
               <w:tab/>
             </w:r>
             <w:r>
               <w:rPr>
                 <w:rFonts w:ascii="Avenir Next" w:hAnsi="Avenir Next" w:cs="Avenir Next" w:eastAsia="Avenir Next"/>
                 <w:color w:val="1A1A1A"/>
-                <w:sz w:val="17"/>
+                <w:sz w:val="22"/>
                 <w:szCs w:val="17"/>
               </w:rPr>
               <w:t xml:space="preserve">Multiply: ½ × 14 = 7, and 7 × 9 = 63</w:t>
@@ -501,18 +504,18 @@
                 <w:rFonts w:ascii="Avenir Next" w:hAnsi="Avenir Next" w:cs="Avenir Next" w:eastAsia="Avenir Next"/>
                 <w:b/>
                 <w:color w:val="1A1A1A"/>
+                <w:sz w:val="22"/>
+                <w:szCs w:val="17"/>
+              </w:rPr>
+              <w:t xml:space="preserve">Answer</w:t>
+            </w:r>
+            <w:r>
+              <w:rPr>
+                <w:rFonts w:ascii="Avenir Next" w:hAnsi="Avenir Next" w:cs="Avenir Next" w:eastAsia="Avenir Next"/>
+                <w:color w:val="1A1A1A"/>
                 <w:sz w:val="17"/>
                 <w:szCs w:val="17"/>
               </w:rPr>
-              <w:t xml:space="preserve">Answer</w:t>
-            </w:r>
-            <w:r>
-              <w:rPr>
-                <w:rFonts w:ascii="Avenir Next" w:hAnsi="Avenir Next" w:cs="Avenir Next" w:eastAsia="Avenir Next"/>
-                <w:color w:val="1A1A1A"/>
-                <w:sz w:val="17"/>
-                <w:szCs w:val="17"/>
-              </w:rPr>
               <w:tab/>
             </w:r>
             <w:r>
@@ -520,7 +523,7 @@
                 <w:rFonts w:ascii="Avenir Next" w:hAnsi="Avenir Next" w:cs="Avenir Next" w:eastAsia="Avenir Next"/>
                 <w:b/>
                 <w:color w:val="1A1A1A"/>
-                <w:sz w:val="17"/>
+                <w:sz w:val="22"/>
                 <w:szCs w:val="17"/>
               </w:rPr>
               <w:t xml:space="preserve">63 cm²</w:t>
@@ -570,6 +573,7 @@
           </w:tcPr>
           <w:p>
             <w:pPr>
+              <w:pStyle w:val="Heading2"/>
               <w:spacing w:before="0" w:after="40" w:line="264" w:lineRule="auto"/>
             </w:pPr>
             <w:r>
@@ -593,7 +597,7 @@
                 <w:rFonts w:ascii="Avenir Next" w:hAnsi="Avenir Next" w:cs="Avenir Next" w:eastAsia="Avenir Next"/>
                 <w:b/>
                 <w:color w:val="1A1A1A"/>
-                <w:sz w:val="21"/>
+                <w:sz w:val="22"/>
                 <w:szCs w:val="21"/>
               </w:rPr>
               <w:t xml:space="preserve">base</w:t>
@@ -602,7 +606,7 @@
               <w:rPr>
                 <w:rFonts w:ascii="Avenir Next" w:hAnsi="Avenir Next" w:cs="Avenir Next" w:eastAsia="Avenir Next"/>
                 <w:color w:val="5A5F66"/>
-                <w:sz w:val="21"/>
+                <w:sz w:val="22"/>
                 <w:szCs w:val="21"/>
               </w:rPr>
               <w:t xml:space="preserve"> — </w:t>
@@ -611,7 +615,7 @@
               <w:rPr>
                 <w:rFonts w:ascii="Avenir Next" w:hAnsi="Avenir Next" w:cs="Avenir Next" w:eastAsia="Avenir Next"/>
                 <w:color w:val="1A1A1A"/>
-                <w:sz w:val="21"/>
+                <w:sz w:val="22"/>
                 <w:szCs w:val="21"/>
               </w:rPr>
               <w:t xml:space="preserve">the bottom side of the triangle</w:t>
@@ -626,7 +630,7 @@
                 <w:rFonts w:ascii="Avenir Next" w:hAnsi="Avenir Next" w:cs="Avenir Next" w:eastAsia="Avenir Next"/>
                 <w:b/>
                 <w:color w:val="1A1A1A"/>
-                <w:sz w:val="21"/>
+                <w:sz w:val="22"/>
                 <w:szCs w:val="21"/>
               </w:rPr>
               <w:t xml:space="preserve">height</w:t>
@@ -635,7 +639,7 @@
               <w:rPr>
                 <w:rFonts w:ascii="Avenir Next" w:hAnsi="Avenir Next" w:cs="Avenir Next" w:eastAsia="Avenir Next"/>
                 <w:color w:val="5A5F66"/>
-                <w:sz w:val="21"/>
+                <w:sz w:val="22"/>
                 <w:szCs w:val="21"/>
               </w:rPr>
               <w:t xml:space="preserve"> — </w:t>
@@ -644,7 +648,7 @@
               <w:rPr>
                 <w:rFonts w:ascii="Avenir Next" w:hAnsi="Avenir Next" w:cs="Avenir Next" w:eastAsia="Avenir Next"/>
                 <w:color w:val="1A1A1A"/>
-                <w:sz w:val="21"/>
+                <w:sz w:val="22"/>
                 <w:szCs w:val="21"/>
               </w:rPr>
               <w:t xml:space="preserve">straight up from the base, at a square corner</w:t>
@@ -670,7 +674,7 @@
                 <w:rFonts w:ascii="Avenir Next" w:hAnsi="Avenir Next" w:cs="Avenir Next" w:eastAsia="Avenir Next"/>
                 <w:b/>
                 <w:color w:val="1A1A1A"/>
-                <w:sz w:val="21"/>
+                <w:sz w:val="22"/>
                 <w:szCs w:val="21"/>
               </w:rPr>
               <w:t xml:space="preserve">½ × b × h</w:t>
@@ -679,7 +683,7 @@
               <w:rPr>
                 <w:rFonts w:ascii="Avenir Next" w:hAnsi="Avenir Next" w:cs="Avenir Next" w:eastAsia="Avenir Next"/>
                 <w:color w:val="5A5F66"/>
-                <w:sz w:val="21"/>
+                <w:sz w:val="22"/>
                 <w:szCs w:val="21"/>
               </w:rPr>
               <w:t xml:space="preserve"> — </w:t>
@@ -688,7 +692,7 @@
               <w:rPr>
                 <w:rFonts w:ascii="Avenir Next" w:hAnsi="Avenir Next" w:cs="Avenir Next" w:eastAsia="Avenir Next"/>
                 <w:color w:val="1A1A1A"/>
-                <w:sz w:val="21"/>
+                <w:sz w:val="22"/>
                 <w:szCs w:val="21"/>
               </w:rPr>
               <w:t xml:space="preserve">half of base times height</w:t>
@@ -703,7 +707,7 @@
                 <w:rFonts w:ascii="Avenir Next" w:hAnsi="Avenir Next" w:cs="Avenir Next" w:eastAsia="Avenir Next"/>
                 <w:b/>
                 <w:color w:val="1A1A1A"/>
-                <w:sz w:val="21"/>
+                <w:sz w:val="22"/>
                 <w:szCs w:val="21"/>
               </w:rPr>
               <w:t xml:space="preserve">area</w:t>
@@ -712,7 +716,7 @@
               <w:rPr>
                 <w:rFonts w:ascii="Avenir Next" w:hAnsi="Avenir Next" w:cs="Avenir Next" w:eastAsia="Avenir Next"/>
                 <w:color w:val="5A5F66"/>
-                <w:sz w:val="21"/>
+                <w:sz w:val="22"/>
                 <w:szCs w:val="21"/>
               </w:rPr>
               <w:t xml:space="preserve"> — </w:t>
@@ -721,7 +725,7 @@
               <w:rPr>
                 <w:rFonts w:ascii="Avenir Next" w:hAnsi="Avenir Next" w:cs="Avenir Next" w:eastAsia="Avenir Next"/>
                 <w:color w:val="1A1A1A"/>
-                <w:sz w:val="21"/>
+                <w:sz w:val="22"/>
                 <w:szCs w:val="21"/>
               </w:rPr>
               <w:t xml:space="preserve">space inside, in square units</w:t>
@@ -732,6 +736,7 @@
     </w:tbl>
     <w:p>
       <w:pPr>
+        <w:pStyle w:val="Heading2"/>
         <w:keepNext/>
         <w:pBdr>
           <w:bottom w:val="single" w:sz="8" w:space="3" w:color="003A70"/>
@@ -747,7 +752,7 @@
           <w:b/>
           <w:color w:val="003A70"/>
           <w:spacing w:val="14"/>
-          <w:sz w:val="21"/>
+          <w:sz w:val="22"/>
           <w:szCs w:val="21"/>
         </w:rPr>
         <w:t xml:space="preserve">PRACTICE</w:t>
@@ -766,7 +771,7 @@
           <w:rFonts w:ascii="Avenir Next" w:hAnsi="Avenir Next" w:cs="Avenir Next" w:eastAsia="Avenir Next"/>
           <w:i/>
           <w:color w:val="5A5F66"/>
-          <w:sz w:val="17"/>
+          <w:sz w:val="22"/>
           <w:szCs w:val="17"/>
         </w:rPr>
         <w:t xml:space="preserve">show your work · label units</w:t>
@@ -896,25 +901,25 @@
                       <w:rFonts w:ascii="Avenir Next" w:hAnsi="Avenir Next" w:cs="Avenir Next" w:eastAsia="Avenir Next"/>
                       <w:b/>
                       <w:color w:val="003A70"/>
+                      <w:sz w:val="22"/>
+                      <w:szCs w:val="18"/>
+                    </w:rPr>
+                    <w:t xml:space="preserve">Step 1</w:t>
+                  </w:r>
+                  <w:r>
+                    <w:rPr>
+                      <w:rFonts w:ascii="Avenir Next" w:hAnsi="Avenir Next" w:cs="Avenir Next" w:eastAsia="Avenir Next"/>
+                      <w:color w:val="1A1A1A"/>
                       <w:sz w:val="18"/>
                       <w:szCs w:val="18"/>
                     </w:rPr>
-                    <w:t xml:space="preserve">Step 1</w:t>
-                  </w:r>
-                  <w:r>
-                    <w:rPr>
-                      <w:rFonts w:ascii="Avenir Next" w:hAnsi="Avenir Next" w:cs="Avenir Next" w:eastAsia="Avenir Next"/>
-                      <w:color w:val="1A1A1A"/>
-                      <w:sz w:val="18"/>
-                      <w:szCs w:val="18"/>
-                    </w:rPr>
                     <w:tab/>
                   </w:r>
                   <w:r>
                     <w:rPr>
                       <w:rFonts w:ascii="Avenir Next" w:hAnsi="Avenir Next" w:cs="Avenir Next" w:eastAsia="Avenir Next"/>
                       <w:color w:val="1A1A1A"/>
-                      <w:sz w:val="21"/>
+                      <w:sz w:val="22"/>
                       <w:szCs w:val="21"/>
                     </w:rPr>
                     <w:t xml:space="preserve">Multiply the base and the height.</w:t>
@@ -934,25 +939,25 @@
                       <w:rFonts w:ascii="Avenir Next" w:hAnsi="Avenir Next" w:cs="Avenir Next" w:eastAsia="Avenir Next"/>
                       <w:b/>
                       <w:color w:val="003A70"/>
+                      <w:sz w:val="22"/>
+                      <w:szCs w:val="18"/>
+                    </w:rPr>
+                    <w:t xml:space="preserve">Step 2</w:t>
+                  </w:r>
+                  <w:r>
+                    <w:rPr>
+                      <w:rFonts w:ascii="Avenir Next" w:hAnsi="Avenir Next" w:cs="Avenir Next" w:eastAsia="Avenir Next"/>
+                      <w:color w:val="1A1A1A"/>
                       <w:sz w:val="18"/>
                       <w:szCs w:val="18"/>
                     </w:rPr>
-                    <w:t xml:space="preserve">Step 2</w:t>
-                  </w:r>
-                  <w:r>
-                    <w:rPr>
-                      <w:rFonts w:ascii="Avenir Next" w:hAnsi="Avenir Next" w:cs="Avenir Next" w:eastAsia="Avenir Next"/>
-                      <w:color w:val="1A1A1A"/>
-                      <w:sz w:val="18"/>
-                      <w:szCs w:val="18"/>
-                    </w:rPr>
                     <w:tab/>
                   </w:r>
                   <w:r>
                     <w:rPr>
                       <w:rFonts w:ascii="Avenir Next" w:hAnsi="Avenir Next" w:cs="Avenir Next" w:eastAsia="Avenir Next"/>
                       <w:color w:val="1A1A1A"/>
-                      <w:sz w:val="21"/>
+                      <w:sz w:val="22"/>
                       <w:szCs w:val="21"/>
                     </w:rPr>
                     <w:t xml:space="preserve">Take half of that.</w:t>
@@ -1029,25 +1034,25 @@
                       <w:rFonts w:ascii="Avenir Next" w:hAnsi="Avenir Next" w:cs="Avenir Next" w:eastAsia="Avenir Next"/>
                       <w:b/>
                       <w:color w:val="1A1A1A"/>
+                      <w:sz w:val="22"/>
+                      <w:szCs w:val="18"/>
+                    </w:rPr>
+                    <w:t xml:space="preserve">Answer</w:t>
+                  </w:r>
+                  <w:r>
+                    <w:rPr>
+                      <w:rFonts w:ascii="Avenir Next" w:hAnsi="Avenir Next" w:cs="Avenir Next" w:eastAsia="Avenir Next"/>
+                      <w:color w:val="1A1A1A"/>
                       <w:sz w:val="18"/>
                       <w:szCs w:val="18"/>
                     </w:rPr>
-                    <w:t xml:space="preserve">Answer</w:t>
-                  </w:r>
-                  <w:r>
-                    <w:rPr>
-                      <w:rFonts w:ascii="Avenir Next" w:hAnsi="Avenir Next" w:cs="Avenir Next" w:eastAsia="Avenir Next"/>
-                      <w:color w:val="1A1A1A"/>
-                      <w:sz w:val="18"/>
-                      <w:szCs w:val="18"/>
-                    </w:rPr>
                     <w:tab/>
                   </w:r>
                   <w:r>
                     <w:rPr>
                       <w:rFonts w:ascii="Avenir Next" w:hAnsi="Avenir Next" w:cs="Avenir Next" w:eastAsia="Avenir Next"/>
                       <w:color w:val="1A1A1A"/>
-                      <w:sz w:val="18"/>
+                      <w:sz w:val="22"/>
                       <w:szCs w:val="18"/>
                     </w:rPr>
                     <w:t xml:space="preserve">  cm²</w:t>
@@ -1068,7 +1073,7 @@
                     <w:drawing>
                       <wp:inline distT="0" distB="0" distL="0" distR="0">
                         <wp:extent cx="1920240" cy="1165860"/>
-                        <wp:docPr id="1" name="Figure 1"/>
+                        <wp:docPr id="1" name="Figure 1" descr="Triangle. Dims: base: 12 cm; height: 7 cm."/>
                         <a:graphic xmlns:a="http://schemas.openxmlformats.org/drawingml/2006/main">
                           <a:graphicData uri="http://schemas.openxmlformats.org/drawingml/2006/picture">
                             <pic:pic xmlns:pic="http://schemas.openxmlformats.org/drawingml/2006/picture">
@@ -1238,25 +1243,25 @@
                       <w:rFonts w:ascii="Avenir Next" w:hAnsi="Avenir Next" w:cs="Avenir Next" w:eastAsia="Avenir Next"/>
                       <w:b/>
                       <w:color w:val="003A70"/>
+                      <w:sz w:val="22"/>
+                      <w:szCs w:val="18"/>
+                    </w:rPr>
+                    <w:t xml:space="preserve">Step 1</w:t>
+                  </w:r>
+                  <w:r>
+                    <w:rPr>
+                      <w:rFonts w:ascii="Avenir Next" w:hAnsi="Avenir Next" w:cs="Avenir Next" w:eastAsia="Avenir Next"/>
+                      <w:color w:val="1A1A1A"/>
                       <w:sz w:val="18"/>
                       <w:szCs w:val="18"/>
                     </w:rPr>
-                    <w:t xml:space="preserve">Step 1</w:t>
-                  </w:r>
-                  <w:r>
-                    <w:rPr>
-                      <w:rFonts w:ascii="Avenir Next" w:hAnsi="Avenir Next" w:cs="Avenir Next" w:eastAsia="Avenir Next"/>
-                      <w:color w:val="1A1A1A"/>
-                      <w:sz w:val="18"/>
-                      <w:szCs w:val="18"/>
-                    </w:rPr>
                     <w:tab/>
                   </w:r>
                   <w:r>
                     <w:rPr>
                       <w:rFonts w:ascii="Avenir Next" w:hAnsi="Avenir Next" w:cs="Avenir Next" w:eastAsia="Avenir Next"/>
                       <w:color w:val="1A1A1A"/>
-                      <w:sz w:val="21"/>
+                      <w:sz w:val="22"/>
                       <w:szCs w:val="21"/>
                     </w:rPr>
                     <w:t xml:space="preserve">Use 9 in and 8 in. The dashed line is the height.</w:t>
@@ -1276,25 +1281,25 @@
                       <w:rFonts w:ascii="Avenir Next" w:hAnsi="Avenir Next" w:cs="Avenir Next" w:eastAsia="Avenir Next"/>
                       <w:b/>
                       <w:color w:val="003A70"/>
+                      <w:sz w:val="22"/>
+                      <w:szCs w:val="18"/>
+                    </w:rPr>
+                    <w:t xml:space="preserve">Step 2</w:t>
+                  </w:r>
+                  <w:r>
+                    <w:rPr>
+                      <w:rFonts w:ascii="Avenir Next" w:hAnsi="Avenir Next" w:cs="Avenir Next" w:eastAsia="Avenir Next"/>
+                      <w:color w:val="1A1A1A"/>
                       <w:sz w:val="18"/>
                       <w:szCs w:val="18"/>
                     </w:rPr>
-                    <w:t xml:space="preserve">Step 2</w:t>
-                  </w:r>
-                  <w:r>
-                    <w:rPr>
-                      <w:rFonts w:ascii="Avenir Next" w:hAnsi="Avenir Next" w:cs="Avenir Next" w:eastAsia="Avenir Next"/>
-                      <w:color w:val="1A1A1A"/>
-                      <w:sz w:val="18"/>
-                      <w:szCs w:val="18"/>
-                    </w:rPr>
                     <w:tab/>
                   </w:r>
                   <w:r>
                     <w:rPr>
                       <w:rFonts w:ascii="Avenir Next" w:hAnsi="Avenir Next" w:cs="Avenir Next" w:eastAsia="Avenir Next"/>
                       <w:color w:val="1A1A1A"/>
-                      <w:sz w:val="21"/>
+                      <w:sz w:val="22"/>
                       <w:szCs w:val="21"/>
                     </w:rPr>
                     <w:t xml:space="preserve">Multiply, then take half.</w:t>
@@ -1371,25 +1376,25 @@
                       <w:rFonts w:ascii="Avenir Next" w:hAnsi="Avenir Next" w:cs="Avenir Next" w:eastAsia="Avenir Next"/>
                       <w:b/>
                       <w:color w:val="1A1A1A"/>
+                      <w:sz w:val="22"/>
+                      <w:szCs w:val="18"/>
+                    </w:rPr>
+                    <w:t xml:space="preserve">Answer</w:t>
+                  </w:r>
+                  <w:r>
+                    <w:rPr>
+                      <w:rFonts w:ascii="Avenir Next" w:hAnsi="Avenir Next" w:cs="Avenir Next" w:eastAsia="Avenir Next"/>
+                      <w:color w:val="1A1A1A"/>
                       <w:sz w:val="18"/>
                       <w:szCs w:val="18"/>
                     </w:rPr>
-                    <w:t xml:space="preserve">Answer</w:t>
-                  </w:r>
-                  <w:r>
-                    <w:rPr>
-                      <w:rFonts w:ascii="Avenir Next" w:hAnsi="Avenir Next" w:cs="Avenir Next" w:eastAsia="Avenir Next"/>
-                      <w:color w:val="1A1A1A"/>
-                      <w:sz w:val="18"/>
-                      <w:szCs w:val="18"/>
-                    </w:rPr>
                     <w:tab/>
                   </w:r>
                   <w:r>
                     <w:rPr>
                       <w:rFonts w:ascii="Avenir Next" w:hAnsi="Avenir Next" w:cs="Avenir Next" w:eastAsia="Avenir Next"/>
                       <w:color w:val="1A1A1A"/>
-                      <w:sz w:val="18"/>
+                      <w:sz w:val="22"/>
                       <w:szCs w:val="18"/>
                     </w:rPr>
                     <w:t xml:space="preserve">  in²</w:t>
@@ -1410,7 +1415,7 @@
                     <w:drawing>
                       <wp:inline distT="0" distB="0" distL="0" distR="0">
                         <wp:extent cx="1920240" cy="1097280"/>
-                        <wp:docPr id="2" name="Figure 2"/>
+                        <wp:docPr id="2" name="Figure 2" descr="Obtuse triangle. Dims: base: 9 in; height: 8 in."/>
                         <a:graphic xmlns:a="http://schemas.openxmlformats.org/drawingml/2006/main">
                           <a:graphicData uri="http://schemas.openxmlformats.org/drawingml/2006/picture">
                             <pic:pic xmlns:pic="http://schemas.openxmlformats.org/drawingml/2006/picture">
@@ -1584,25 +1589,25 @@
                 <w:rFonts w:ascii="Avenir Next" w:hAnsi="Avenir Next" w:cs="Avenir Next" w:eastAsia="Avenir Next"/>
                 <w:b/>
                 <w:color w:val="003A70"/>
+                <w:sz w:val="22"/>
+                <w:szCs w:val="18"/>
+              </w:rPr>
+              <w:t xml:space="preserve">Step 1</w:t>
+            </w:r>
+            <w:r>
+              <w:rPr>
+                <w:rFonts w:ascii="Avenir Next" w:hAnsi="Avenir Next" w:cs="Avenir Next" w:eastAsia="Avenir Next"/>
+                <w:color w:val="1A1A1A"/>
                 <w:sz w:val="18"/>
                 <w:szCs w:val="18"/>
               </w:rPr>
-              <w:t xml:space="preserve">Step 1</w:t>
-            </w:r>
-            <w:r>
-              <w:rPr>
-                <w:rFonts w:ascii="Avenir Next" w:hAnsi="Avenir Next" w:cs="Avenir Next" w:eastAsia="Avenir Next"/>
-                <w:color w:val="1A1A1A"/>
-                <w:sz w:val="18"/>
-                <w:szCs w:val="18"/>
-              </w:rPr>
               <w:tab/>
             </w:r>
             <w:r>
               <w:rPr>
                 <w:rFonts w:ascii="Avenir Next" w:hAnsi="Avenir Next" w:cs="Avenir Next" w:eastAsia="Avenir Next"/>
                 <w:color w:val="1A1A1A"/>
-                <w:sz w:val="21"/>
+                <w:sz w:val="22"/>
                 <w:szCs w:val="21"/>
               </w:rPr>
               <w:t xml:space="preserve">Multiply b × h for each one.</w:t>
@@ -1622,25 +1627,25 @@
                 <w:rFonts w:ascii="Avenir Next" w:hAnsi="Avenir Next" w:cs="Avenir Next" w:eastAsia="Avenir Next"/>
                 <w:b/>
                 <w:color w:val="003A70"/>
+                <w:sz w:val="22"/>
+                <w:szCs w:val="18"/>
+              </w:rPr>
+              <w:t xml:space="preserve">Step 2</w:t>
+            </w:r>
+            <w:r>
+              <w:rPr>
+                <w:rFonts w:ascii="Avenir Next" w:hAnsi="Avenir Next" w:cs="Avenir Next" w:eastAsia="Avenir Next"/>
+                <w:color w:val="1A1A1A"/>
                 <w:sz w:val="18"/>
                 <w:szCs w:val="18"/>
               </w:rPr>
-              <w:t xml:space="preserve">Step 2</w:t>
-            </w:r>
-            <w:r>
-              <w:rPr>
-                <w:rFonts w:ascii="Avenir Next" w:hAnsi="Avenir Next" w:cs="Avenir Next" w:eastAsia="Avenir Next"/>
-                <w:color w:val="1A1A1A"/>
-                <w:sz w:val="18"/>
-                <w:szCs w:val="18"/>
-              </w:rPr>
               <w:tab/>
             </w:r>
             <w:r>
               <w:rPr>
                 <w:rFonts w:ascii="Avenir Next" w:hAnsi="Avenir Next" w:cs="Avenir Next" w:eastAsia="Avenir Next"/>
                 <w:color w:val="1A1A1A"/>
-                <w:sz w:val="21"/>
+                <w:sz w:val="22"/>
                 <w:szCs w:val="21"/>
               </w:rPr>
               <w:t xml:space="preserve">Take half.</w:t>
@@ -1953,25 +1958,25 @@
                 <w:rFonts w:ascii="Avenir Next" w:hAnsi="Avenir Next" w:cs="Avenir Next" w:eastAsia="Avenir Next"/>
                 <w:b/>
                 <w:color w:val="003A70"/>
+                <w:sz w:val="22"/>
+                <w:szCs w:val="18"/>
+              </w:rPr>
+              <w:t xml:space="preserve">Step 1</w:t>
+            </w:r>
+            <w:r>
+              <w:rPr>
+                <w:rFonts w:ascii="Avenir Next" w:hAnsi="Avenir Next" w:cs="Avenir Next" w:eastAsia="Avenir Next"/>
+                <w:color w:val="1A1A1A"/>
                 <w:sz w:val="18"/>
                 <w:szCs w:val="18"/>
               </w:rPr>
-              <w:t xml:space="preserve">Step 1</w:t>
-            </w:r>
-            <w:r>
-              <w:rPr>
-                <w:rFonts w:ascii="Avenir Next" w:hAnsi="Avenir Next" w:cs="Avenir Next" w:eastAsia="Avenir Next"/>
-                <w:color w:val="1A1A1A"/>
-                <w:sz w:val="18"/>
-                <w:szCs w:val="18"/>
-              </w:rPr>
               <w:tab/>
             </w:r>
             <w:r>
               <w:rPr>
                 <w:rFonts w:ascii="Avenir Next" w:hAnsi="Avenir Next" w:cs="Avenir Next" w:eastAsia="Avenir Next"/>
                 <w:color w:val="1A1A1A"/>
-                <w:sz w:val="21"/>
+                <w:sz w:val="22"/>
                 <w:szCs w:val="21"/>
               </w:rPr>
               <w:t xml:space="preserve">Find the area: ½ × 15 × 6.</w:t>
@@ -1991,25 +1996,25 @@
                 <w:rFonts w:ascii="Avenir Next" w:hAnsi="Avenir Next" w:cs="Avenir Next" w:eastAsia="Avenir Next"/>
                 <w:b/>
                 <w:color w:val="003A70"/>
+                <w:sz w:val="22"/>
+                <w:szCs w:val="18"/>
+              </w:rPr>
+              <w:t xml:space="preserve">Step 2</w:t>
+            </w:r>
+            <w:r>
+              <w:rPr>
+                <w:rFonts w:ascii="Avenir Next" w:hAnsi="Avenir Next" w:cs="Avenir Next" w:eastAsia="Avenir Next"/>
+                <w:color w:val="1A1A1A"/>
                 <w:sz w:val="18"/>
                 <w:szCs w:val="18"/>
               </w:rPr>
-              <w:t xml:space="preserve">Step 2</w:t>
-            </w:r>
-            <w:r>
-              <w:rPr>
-                <w:rFonts w:ascii="Avenir Next" w:hAnsi="Avenir Next" w:cs="Avenir Next" w:eastAsia="Avenir Next"/>
-                <w:color w:val="1A1A1A"/>
-                <w:sz w:val="18"/>
-                <w:szCs w:val="18"/>
-              </w:rPr>
               <w:tab/>
             </w:r>
             <w:r>
               <w:rPr>
                 <w:rFonts w:ascii="Avenir Next" w:hAnsi="Avenir Next" w:cs="Avenir Next" w:eastAsia="Avenir Next"/>
                 <w:color w:val="1A1A1A"/>
-                <w:sz w:val="21"/>
+                <w:sz w:val="22"/>
                 <w:szCs w:val="21"/>
               </w:rPr>
               <w:t xml:space="preserve">Divide the area by 9.</w:t>
@@ -2086,25 +2091,25 @@
                 <w:rFonts w:ascii="Avenir Next" w:hAnsi="Avenir Next" w:cs="Avenir Next" w:eastAsia="Avenir Next"/>
                 <w:b/>
                 <w:color w:val="1A1A1A"/>
+                <w:sz w:val="22"/>
+                <w:szCs w:val="18"/>
+              </w:rPr>
+              <w:t xml:space="preserve">Answer</w:t>
+            </w:r>
+            <w:r>
+              <w:rPr>
+                <w:rFonts w:ascii="Avenir Next" w:hAnsi="Avenir Next" w:cs="Avenir Next" w:eastAsia="Avenir Next"/>
+                <w:color w:val="1A1A1A"/>
                 <w:sz w:val="18"/>
                 <w:szCs w:val="18"/>
               </w:rPr>
-              <w:t xml:space="preserve">Answer</w:t>
-            </w:r>
-            <w:r>
-              <w:rPr>
-                <w:rFonts w:ascii="Avenir Next" w:hAnsi="Avenir Next" w:cs="Avenir Next" w:eastAsia="Avenir Next"/>
-                <w:color w:val="1A1A1A"/>
-                <w:sz w:val="18"/>
-                <w:szCs w:val="18"/>
-              </w:rPr>
               <w:tab/>
             </w:r>
             <w:r>
               <w:rPr>
                 <w:rFonts w:ascii="Avenir Next" w:hAnsi="Avenir Next" w:cs="Avenir Next" w:eastAsia="Avenir Next"/>
                 <w:color w:val="1A1A1A"/>
-                <w:sz w:val="18"/>
+                <w:sz w:val="22"/>
                 <w:szCs w:val="18"/>
               </w:rPr>
               <w:t xml:space="preserve">  bags</w:t>
@@ -2215,7 +2220,7 @@
                 <w:rFonts w:ascii="Avenir Next" w:hAnsi="Avenir Next" w:cs="Avenir Next" w:eastAsia="Avenir Next"/>
                 <w:b/>
                 <w:color w:val="003A70"/>
-                <w:sz w:val="17"/>
+                <w:sz w:val="22"/>
                 <w:szCs w:val="17"/>
               </w:rPr>
               <w:t xml:space="preserve">Frame  </w:t>
@@ -2225,10 +2230,30 @@
                 <w:rFonts w:ascii="Avenir Next" w:hAnsi="Avenir Next" w:cs="Avenir Next" w:eastAsia="Avenir Next"/>
                 <w:i/>
                 <w:color w:val="1A1A1A"/>
+                <w:sz w:val="22"/>
+                <w:szCs w:val="18"/>
+              </w:rPr>
+              <w:t xml:space="preserve">Jon forgot to </w:t>
+            </w:r>
+            <w:r>
+              <w:rPr>
+                <w:rFonts w:ascii="Avenir Next" w:hAnsi="Avenir Next" w:cs="Avenir Next" w:eastAsia="Avenir Next"/>
+                <w:color w:val="1A1A1A"/>
                 <w:sz w:val="18"/>
                 <w:szCs w:val="18"/>
-              </w:rPr>
-              <w:t xml:space="preserve">Jon forgot to </w:t>
+                <w:u w:val="single"/>
+              </w:rPr>
+              <w:t xml:space="preserve">      </w:t>
+            </w:r>
+            <w:r>
+              <w:rPr>
+                <w:rFonts w:ascii="Avenir Next" w:hAnsi="Avenir Next" w:cs="Avenir Next" w:eastAsia="Avenir Next"/>
+                <w:i/>
+                <w:color w:val="1A1A1A"/>
+                <w:sz w:val="22"/>
+                <w:szCs w:val="18"/>
+              </w:rPr>
+              <w:t xml:space="preserve">. The area is ½ × 8 × 5 = </w:t>
             </w:r>
             <w:r>
               <w:rPr>
@@ -2245,27 +2270,7 @@
                 <w:rFonts w:ascii="Avenir Next" w:hAnsi="Avenir Next" w:cs="Avenir Next" w:eastAsia="Avenir Next"/>
                 <w:i/>
                 <w:color w:val="1A1A1A"/>
-                <w:sz w:val="18"/>
-                <w:szCs w:val="18"/>
-              </w:rPr>
-              <w:t xml:space="preserve">. The area is ½ × 8 × 5 = </w:t>
-            </w:r>
-            <w:r>
-              <w:rPr>
-                <w:rFonts w:ascii="Avenir Next" w:hAnsi="Avenir Next" w:cs="Avenir Next" w:eastAsia="Avenir Next"/>
-                <w:color w:val="1A1A1A"/>
-                <w:sz w:val="18"/>
-                <w:szCs w:val="18"/>
-                <w:u w:val="single"/>
-              </w:rPr>
-              <w:t xml:space="preserve">      </w:t>
-            </w:r>
-            <w:r>
-              <w:rPr>
-                <w:rFonts w:ascii="Avenir Next" w:hAnsi="Avenir Next" w:cs="Avenir Next" w:eastAsia="Avenir Next"/>
-                <w:i/>
-                <w:color w:val="1A1A1A"/>
-                <w:sz w:val="18"/>
+                <w:sz w:val="22"/>
                 <w:szCs w:val="18"/>
               </w:rPr>
               <w:t xml:space="preserve"> m².</w:t>
@@ -2394,6 +2399,7 @@
           </w:tcPr>
           <w:p>
             <w:pPr>
+              <w:pStyle w:val="Heading2"/>
               <w:spacing w:before="0" w:after="0" w:line="240" w:lineRule="auto"/>
             </w:pPr>
             <w:r>
@@ -2431,7 +2437,7 @@
               <w:rPr>
                 <w:rFonts w:ascii="Avenir Next" w:hAnsi="Avenir Next" w:cs="Avenir Next" w:eastAsia="Avenir Next"/>
                 <w:color w:val="1A1A1A"/>
-                <w:sz w:val="17"/>
+                <w:sz w:val="22"/>
                 <w:szCs w:val="17"/>
               </w:rPr>
               <w:t xml:space="preserve">  I can do this on my own</w:t>
@@ -2460,7 +2466,7 @@
               <w:rPr>
                 <w:rFonts w:ascii="Avenir Next" w:hAnsi="Avenir Next" w:cs="Avenir Next" w:eastAsia="Avenir Next"/>
                 <w:color w:val="1A1A1A"/>
-                <w:sz w:val="17"/>
+                <w:sz w:val="22"/>
                 <w:szCs w:val="17"/>
               </w:rPr>
               <w:t xml:space="preserve">  I need a little help</w:t>
@@ -2489,7 +2495,7 @@
               <w:rPr>
                 <w:rFonts w:ascii="Avenir Next" w:hAnsi="Avenir Next" w:cs="Avenir Next" w:eastAsia="Avenir Next"/>
                 <w:color w:val="1A1A1A"/>
-                <w:sz w:val="17"/>
+                <w:sz w:val="22"/>
                 <w:szCs w:val="17"/>
               </w:rPr>
               <w:t xml:space="preserve">  I have a question about #</w:t>
@@ -2527,7 +2533,7 @@
         <w:rPr>
           <w:rFonts w:ascii="Avenir Next" w:hAnsi="Avenir Next" w:cs="Avenir Next" w:eastAsia="Avenir Next"/>
           <w:color w:val="5A5F66"/>
-          <w:sz w:val="17"/>
+          <w:sz w:val="22"/>
           <w:szCs w:val="17"/>
         </w:rPr>
         <w:t xml:space="preserve">Find a triangle at home (a sign, a sandwich half, a roof). Estimate its base and height and its area.</w:t>
@@ -2610,14 +2616,15 @@
           <w:caps/>
           <w:color w:val="003A70"/>
           <w:spacing w:val="12"/>
-          <w:sz w:val="21"/>
+          <w:sz w:val="22"/>
           <w:szCs w:val="21"/>
         </w:rPr>
-        <w:t xml:space="preserve">Lesson 5-2  ·  Homework Packet  ·  Level 1  ·  Sheet 2 of 2</w:t>
+        <w:t xml:space="preserve">Lesson 5-2  ·  Homework Packet  ·  Supported  ·  Session 2 · pages 3–4</w:t>
       </w:r>
     </w:p>
     <w:p>
       <w:pPr>
+        <w:pStyle w:val="Heading1"/>
         <w:keepNext/>
         <w:spacing w:before="0" w:after="10" w:line="240" w:lineRule="auto"/>
       </w:pPr>
@@ -2643,7 +2650,7 @@
         <w:rPr>
           <w:rFonts w:ascii="Avenir Next" w:hAnsi="Avenir Next" w:cs="Avenir Next" w:eastAsia="Avenir Next"/>
           <w:color w:val="5A5F66"/>
-          <w:sz w:val="17"/>
+          <w:sz w:val="22"/>
           <w:szCs w:val="17"/>
         </w:rPr>
         <w:t xml:space="preserve">Maryland Standard 6.G.A.1   ·   Learning target — I can find a missing base or height of a triangle when I know its area.</w:t>
@@ -2690,6 +2697,7 @@
           </w:tcPr>
           <w:p>
             <w:pPr>
+              <w:pStyle w:val="Heading2"/>
               <w:spacing w:before="0" w:after="40" w:line="264" w:lineRule="auto"/>
             </w:pPr>
             <w:r>
@@ -2717,25 +2725,25 @@
                 <w:rFonts w:ascii="Avenir Next" w:hAnsi="Avenir Next" w:cs="Avenir Next" w:eastAsia="Avenir Next"/>
                 <w:b/>
                 <w:color w:val="003A70"/>
+                <w:sz w:val="22"/>
+                <w:szCs w:val="18"/>
+              </w:rPr>
+              <w:t xml:space="preserve">•</w:t>
+            </w:r>
+            <w:r>
+              <w:rPr>
+                <w:rFonts w:ascii="Avenir Next" w:hAnsi="Avenir Next" w:cs="Avenir Next" w:eastAsia="Avenir Next"/>
+                <w:color w:val="1A1A1A"/>
                 <w:sz w:val="18"/>
                 <w:szCs w:val="18"/>
               </w:rPr>
-              <w:t xml:space="preserve">•</w:t>
-            </w:r>
-            <w:r>
-              <w:rPr>
-                <w:rFonts w:ascii="Avenir Next" w:hAnsi="Avenir Next" w:cs="Avenir Next" w:eastAsia="Avenir Next"/>
-                <w:color w:val="1A1A1A"/>
-                <w:sz w:val="18"/>
-                <w:szCs w:val="18"/>
-              </w:rPr>
               <w:tab/>
             </w:r>
             <w:r>
               <w:rPr>
                 <w:rFonts w:ascii="Avenir Next" w:hAnsi="Avenir Next" w:cs="Avenir Next" w:eastAsia="Avenir Next"/>
                 <w:color w:val="1A1A1A"/>
-                <w:sz w:val="18"/>
+                <w:sz w:val="22"/>
                 <w:szCs w:val="18"/>
               </w:rPr>
               <w:t xml:space="preserve">Know the area and one measure? </w:t>
@@ -2745,7 +2753,7 @@
                 <w:rFonts w:ascii="Avenir Next" w:hAnsi="Avenir Next" w:cs="Avenir Next" w:eastAsia="Avenir Next"/>
                 <w:b/>
                 <w:color w:val="1A1A1A"/>
-                <w:sz w:val="18"/>
+                <w:sz w:val="22"/>
                 <w:szCs w:val="18"/>
               </w:rPr>
               <w:t xml:space="preserve">Double the area</w:t>
@@ -2754,7 +2762,7 @@
               <w:rPr>
                 <w:rFonts w:ascii="Avenir Next" w:hAnsi="Avenir Next" w:cs="Avenir Next" w:eastAsia="Avenir Next"/>
                 <w:color w:val="1A1A1A"/>
-                <w:sz w:val="18"/>
+                <w:sz w:val="22"/>
                 <w:szCs w:val="18"/>
               </w:rPr>
               <w:t xml:space="preserve">, then divide by the measure you know: </w:t>
@@ -2764,7 +2772,7 @@
                 <w:rFonts w:ascii="Avenir Next" w:hAnsi="Avenir Next" w:cs="Avenir Next" w:eastAsia="Avenir Next"/>
                 <w:b/>
                 <w:color w:val="1A1A1A"/>
-                <w:sz w:val="18"/>
+                <w:sz w:val="22"/>
                 <w:szCs w:val="18"/>
               </w:rPr>
               <w:t xml:space="preserve">h = 2A ÷ b</w:t>
@@ -2773,7 +2781,7 @@
               <w:rPr>
                 <w:rFonts w:ascii="Avenir Next" w:hAnsi="Avenir Next" w:cs="Avenir Next" w:eastAsia="Avenir Next"/>
                 <w:color w:val="1A1A1A"/>
-                <w:sz w:val="18"/>
+                <w:sz w:val="22"/>
                 <w:szCs w:val="18"/>
               </w:rPr>
               <w:t xml:space="preserve"> and </w:t>
@@ -2783,7 +2791,7 @@
                 <w:rFonts w:ascii="Avenir Next" w:hAnsi="Avenir Next" w:cs="Avenir Next" w:eastAsia="Avenir Next"/>
                 <w:b/>
                 <w:color w:val="1A1A1A"/>
-                <w:sz w:val="18"/>
+                <w:sz w:val="22"/>
                 <w:szCs w:val="18"/>
               </w:rPr>
               <w:t xml:space="preserve">b = 2A ÷ h</w:t>
@@ -2792,7 +2800,7 @@
               <w:rPr>
                 <w:rFonts w:ascii="Avenir Next" w:hAnsi="Avenir Next" w:cs="Avenir Next" w:eastAsia="Avenir Next"/>
                 <w:color w:val="1A1A1A"/>
-                <w:sz w:val="18"/>
+                <w:sz w:val="22"/>
                 <w:szCs w:val="18"/>
               </w:rPr>
               <w:t xml:space="preserve">.</w:t>
@@ -2811,25 +2819,25 @@
                 <w:rFonts w:ascii="Avenir Next" w:hAnsi="Avenir Next" w:cs="Avenir Next" w:eastAsia="Avenir Next"/>
                 <w:b/>
                 <w:color w:val="003A70"/>
+                <w:sz w:val="22"/>
+                <w:szCs w:val="18"/>
+              </w:rPr>
+              <w:t xml:space="preserve">•</w:t>
+            </w:r>
+            <w:r>
+              <w:rPr>
+                <w:rFonts w:ascii="Avenir Next" w:hAnsi="Avenir Next" w:cs="Avenir Next" w:eastAsia="Avenir Next"/>
+                <w:color w:val="1A1A1A"/>
                 <w:sz w:val="18"/>
                 <w:szCs w:val="18"/>
               </w:rPr>
-              <w:t xml:space="preserve">•</w:t>
-            </w:r>
-            <w:r>
-              <w:rPr>
-                <w:rFonts w:ascii="Avenir Next" w:hAnsi="Avenir Next" w:cs="Avenir Next" w:eastAsia="Avenir Next"/>
-                <w:color w:val="1A1A1A"/>
-                <w:sz w:val="18"/>
-                <w:szCs w:val="18"/>
-              </w:rPr>
               <w:tab/>
             </w:r>
             <w:r>
               <w:rPr>
                 <w:rFonts w:ascii="Avenir Next" w:hAnsi="Avenir Next" w:cs="Avenir Next" w:eastAsia="Avenir Next"/>
                 <w:color w:val="1A1A1A"/>
-                <w:sz w:val="18"/>
+                <w:sz w:val="22"/>
                 <w:szCs w:val="18"/>
               </w:rPr>
               <w:t xml:space="preserve">Check: ½ × b × h should equal the given area.</w:t>
@@ -2844,6 +2852,7 @@
           </w:tcPr>
           <w:p>
             <w:pPr>
+              <w:pStyle w:val="Heading2"/>
               <w:spacing w:before="0" w:after="40" w:line="264" w:lineRule="auto"/>
             </w:pPr>
             <w:r>
@@ -2866,7 +2875,7 @@
               <w:rPr>
                 <w:rFonts w:ascii="Avenir Next" w:hAnsi="Avenir Next" w:cs="Avenir Next" w:eastAsia="Avenir Next"/>
                 <w:color w:val="1A1A1A"/>
-                <w:sz w:val="17"/>
+                <w:sz w:val="22"/>
                 <w:szCs w:val="17"/>
               </w:rPr>
               <w:t xml:space="preserve">Area = 30 in², base = 12 in. Find the height.</w:t>
@@ -2885,25 +2894,25 @@
                 <w:rFonts w:ascii="Avenir Next" w:hAnsi="Avenir Next" w:cs="Avenir Next" w:eastAsia="Avenir Next"/>
                 <w:b/>
                 <w:color w:val="003A70"/>
+                <w:sz w:val="22"/>
+                <w:szCs w:val="17"/>
+              </w:rPr>
+              <w:t xml:space="preserve">Step 1</w:t>
+            </w:r>
+            <w:r>
+              <w:rPr>
+                <w:rFonts w:ascii="Avenir Next" w:hAnsi="Avenir Next" w:cs="Avenir Next" w:eastAsia="Avenir Next"/>
+                <w:color w:val="1A1A1A"/>
                 <w:sz w:val="17"/>
                 <w:szCs w:val="17"/>
               </w:rPr>
-              <w:t xml:space="preserve">Step 1</w:t>
-            </w:r>
-            <w:r>
-              <w:rPr>
-                <w:rFonts w:ascii="Avenir Next" w:hAnsi="Avenir Next" w:cs="Avenir Next" w:eastAsia="Avenir Next"/>
-                <w:color w:val="1A1A1A"/>
-                <w:sz w:val="17"/>
-                <w:szCs w:val="17"/>
-              </w:rPr>
               <w:tab/>
             </w:r>
             <w:r>
               <w:rPr>
                 <w:rFonts w:ascii="Avenir Next" w:hAnsi="Avenir Next" w:cs="Avenir Next" w:eastAsia="Avenir Next"/>
                 <w:color w:val="1A1A1A"/>
-                <w:sz w:val="17"/>
+                <w:sz w:val="22"/>
                 <w:szCs w:val="17"/>
               </w:rPr>
               <w:t xml:space="preserve">Double the area: 2 × 30 = 60</w:t>
@@ -2922,25 +2931,25 @@
                 <w:rFonts w:ascii="Avenir Next" w:hAnsi="Avenir Next" w:cs="Avenir Next" w:eastAsia="Avenir Next"/>
                 <w:b/>
                 <w:color w:val="003A70"/>
+                <w:sz w:val="22"/>
+                <w:szCs w:val="17"/>
+              </w:rPr>
+              <w:t xml:space="preserve">Step 2</w:t>
+            </w:r>
+            <w:r>
+              <w:rPr>
+                <w:rFonts w:ascii="Avenir Next" w:hAnsi="Avenir Next" w:cs="Avenir Next" w:eastAsia="Avenir Next"/>
+                <w:color w:val="1A1A1A"/>
                 <w:sz w:val="17"/>
                 <w:szCs w:val="17"/>
               </w:rPr>
-              <w:t xml:space="preserve">Step 2</w:t>
-            </w:r>
-            <w:r>
-              <w:rPr>
-                <w:rFonts w:ascii="Avenir Next" w:hAnsi="Avenir Next" w:cs="Avenir Next" w:eastAsia="Avenir Next"/>
-                <w:color w:val="1A1A1A"/>
-                <w:sz w:val="17"/>
-                <w:szCs w:val="17"/>
-              </w:rPr>
               <w:tab/>
             </w:r>
             <w:r>
               <w:rPr>
                 <w:rFonts w:ascii="Avenir Next" w:hAnsi="Avenir Next" w:cs="Avenir Next" w:eastAsia="Avenir Next"/>
                 <w:color w:val="1A1A1A"/>
-                <w:sz w:val="17"/>
+                <w:sz w:val="22"/>
                 <w:szCs w:val="17"/>
               </w:rPr>
               <w:t xml:space="preserve">Divide by the base: 60 ÷ 12 = 5</w:t>
@@ -2959,25 +2968,25 @@
                 <w:rFonts w:ascii="Avenir Next" w:hAnsi="Avenir Next" w:cs="Avenir Next" w:eastAsia="Avenir Next"/>
                 <w:b/>
                 <w:color w:val="003A70"/>
+                <w:sz w:val="22"/>
+                <w:szCs w:val="17"/>
+              </w:rPr>
+              <w:t xml:space="preserve">Step 3</w:t>
+            </w:r>
+            <w:r>
+              <w:rPr>
+                <w:rFonts w:ascii="Avenir Next" w:hAnsi="Avenir Next" w:cs="Avenir Next" w:eastAsia="Avenir Next"/>
+                <w:color w:val="1A1A1A"/>
                 <w:sz w:val="17"/>
                 <w:szCs w:val="17"/>
               </w:rPr>
-              <w:t xml:space="preserve">Step 3</w:t>
-            </w:r>
-            <w:r>
-              <w:rPr>
-                <w:rFonts w:ascii="Avenir Next" w:hAnsi="Avenir Next" w:cs="Avenir Next" w:eastAsia="Avenir Next"/>
-                <w:color w:val="1A1A1A"/>
-                <w:sz w:val="17"/>
-                <w:szCs w:val="17"/>
-              </w:rPr>
               <w:tab/>
             </w:r>
             <w:r>
               <w:rPr>
                 <w:rFonts w:ascii="Avenir Next" w:hAnsi="Avenir Next" w:cs="Avenir Next" w:eastAsia="Avenir Next"/>
                 <w:color w:val="1A1A1A"/>
-                <w:sz w:val="17"/>
+                <w:sz w:val="22"/>
                 <w:szCs w:val="17"/>
               </w:rPr>
               <w:t xml:space="preserve">Check: ½ × 12 × 5 = 30, so it checks</w:t>
@@ -2996,18 +3005,18 @@
                 <w:rFonts w:ascii="Avenir Next" w:hAnsi="Avenir Next" w:cs="Avenir Next" w:eastAsia="Avenir Next"/>
                 <w:b/>
                 <w:color w:val="1A1A1A"/>
+                <w:sz w:val="22"/>
+                <w:szCs w:val="17"/>
+              </w:rPr>
+              <w:t xml:space="preserve">Answer</w:t>
+            </w:r>
+            <w:r>
+              <w:rPr>
+                <w:rFonts w:ascii="Avenir Next" w:hAnsi="Avenir Next" w:cs="Avenir Next" w:eastAsia="Avenir Next"/>
+                <w:color w:val="1A1A1A"/>
                 <w:sz w:val="17"/>
                 <w:szCs w:val="17"/>
               </w:rPr>
-              <w:t xml:space="preserve">Answer</w:t>
-            </w:r>
-            <w:r>
-              <w:rPr>
-                <w:rFonts w:ascii="Avenir Next" w:hAnsi="Avenir Next" w:cs="Avenir Next" w:eastAsia="Avenir Next"/>
-                <w:color w:val="1A1A1A"/>
-                <w:sz w:val="17"/>
-                <w:szCs w:val="17"/>
-              </w:rPr>
               <w:tab/>
             </w:r>
             <w:r>
@@ -3015,7 +3024,7 @@
                 <w:rFonts w:ascii="Avenir Next" w:hAnsi="Avenir Next" w:cs="Avenir Next" w:eastAsia="Avenir Next"/>
                 <w:b/>
                 <w:color w:val="1A1A1A"/>
-                <w:sz w:val="17"/>
+                <w:sz w:val="22"/>
                 <w:szCs w:val="17"/>
               </w:rPr>
               <w:t xml:space="preserve">h = 5 in</w:t>
@@ -3065,6 +3074,7 @@
           </w:tcPr>
           <w:p>
             <w:pPr>
+              <w:pStyle w:val="Heading2"/>
               <w:spacing w:before="0" w:after="40" w:line="264" w:lineRule="auto"/>
             </w:pPr>
             <w:r>
@@ -3088,7 +3098,7 @@
                 <w:rFonts w:ascii="Avenir Next" w:hAnsi="Avenir Next" w:cs="Avenir Next" w:eastAsia="Avenir Next"/>
                 <w:b/>
                 <w:color w:val="1A1A1A"/>
-                <w:sz w:val="21"/>
+                <w:sz w:val="22"/>
                 <w:szCs w:val="21"/>
               </w:rPr>
               <w:t xml:space="preserve">missing measure</w:t>
@@ -3097,7 +3107,7 @@
               <w:rPr>
                 <w:rFonts w:ascii="Avenir Next" w:hAnsi="Avenir Next" w:cs="Avenir Next" w:eastAsia="Avenir Next"/>
                 <w:color w:val="5A5F66"/>
-                <w:sz w:val="21"/>
+                <w:sz w:val="22"/>
                 <w:szCs w:val="21"/>
               </w:rPr>
               <w:t xml:space="preserve"> — </w:t>
@@ -3106,7 +3116,7 @@
               <w:rPr>
                 <w:rFonts w:ascii="Avenir Next" w:hAnsi="Avenir Next" w:cs="Avenir Next" w:eastAsia="Avenir Next"/>
                 <w:color w:val="1A1A1A"/>
-                <w:sz w:val="21"/>
+                <w:sz w:val="22"/>
                 <w:szCs w:val="21"/>
               </w:rPr>
               <w:t xml:space="preserve">the base or height you need to find</w:t>
@@ -3121,7 +3131,7 @@
                 <w:rFonts w:ascii="Avenir Next" w:hAnsi="Avenir Next" w:cs="Avenir Next" w:eastAsia="Avenir Next"/>
                 <w:b/>
                 <w:color w:val="1A1A1A"/>
-                <w:sz w:val="21"/>
+                <w:sz w:val="22"/>
                 <w:szCs w:val="21"/>
               </w:rPr>
               <w:t xml:space="preserve">double</w:t>
@@ -3130,7 +3140,7 @@
               <w:rPr>
                 <w:rFonts w:ascii="Avenir Next" w:hAnsi="Avenir Next" w:cs="Avenir Next" w:eastAsia="Avenir Next"/>
                 <w:color w:val="5A5F66"/>
-                <w:sz w:val="21"/>
+                <w:sz w:val="22"/>
                 <w:szCs w:val="21"/>
               </w:rPr>
               <w:t xml:space="preserve"> — </w:t>
@@ -3139,7 +3149,7 @@
               <w:rPr>
                 <w:rFonts w:ascii="Avenir Next" w:hAnsi="Avenir Next" w:cs="Avenir Next" w:eastAsia="Avenir Next"/>
                 <w:color w:val="1A1A1A"/>
-                <w:sz w:val="21"/>
+                <w:sz w:val="22"/>
                 <w:szCs w:val="21"/>
               </w:rPr>
               <w:t xml:space="preserve">multiply by 2</w:t>
@@ -3165,7 +3175,7 @@
                 <w:rFonts w:ascii="Avenir Next" w:hAnsi="Avenir Next" w:cs="Avenir Next" w:eastAsia="Avenir Next"/>
                 <w:b/>
                 <w:color w:val="1A1A1A"/>
-                <w:sz w:val="21"/>
+                <w:sz w:val="22"/>
                 <w:szCs w:val="21"/>
               </w:rPr>
               <w:t xml:space="preserve">divide</w:t>
@@ -3174,7 +3184,7 @@
               <w:rPr>
                 <w:rFonts w:ascii="Avenir Next" w:hAnsi="Avenir Next" w:cs="Avenir Next" w:eastAsia="Avenir Next"/>
                 <w:color w:val="5A5F66"/>
-                <w:sz w:val="21"/>
+                <w:sz w:val="22"/>
                 <w:szCs w:val="21"/>
               </w:rPr>
               <w:t xml:space="preserve"> — </w:t>
@@ -3183,7 +3193,7 @@
               <w:rPr>
                 <w:rFonts w:ascii="Avenir Next" w:hAnsi="Avenir Next" w:cs="Avenir Next" w:eastAsia="Avenir Next"/>
                 <w:color w:val="1A1A1A"/>
-                <w:sz w:val="21"/>
+                <w:sz w:val="22"/>
                 <w:szCs w:val="21"/>
               </w:rPr>
               <w:t xml:space="preserve">share into equal groups; undo multiplying</w:t>
@@ -3198,7 +3208,7 @@
                 <w:rFonts w:ascii="Avenir Next" w:hAnsi="Avenir Next" w:cs="Avenir Next" w:eastAsia="Avenir Next"/>
                 <w:b/>
                 <w:color w:val="1A1A1A"/>
-                <w:sz w:val="21"/>
+                <w:sz w:val="22"/>
                 <w:szCs w:val="21"/>
               </w:rPr>
               <w:t xml:space="preserve">check</w:t>
@@ -3207,7 +3217,7 @@
               <w:rPr>
                 <w:rFonts w:ascii="Avenir Next" w:hAnsi="Avenir Next" w:cs="Avenir Next" w:eastAsia="Avenir Next"/>
                 <w:color w:val="5A5F66"/>
-                <w:sz w:val="21"/>
+                <w:sz w:val="22"/>
                 <w:szCs w:val="21"/>
               </w:rPr>
               <w:t xml:space="preserve"> — </w:t>
@@ -3216,7 +3226,7 @@
               <w:rPr>
                 <w:rFonts w:ascii="Avenir Next" w:hAnsi="Avenir Next" w:cs="Avenir Next" w:eastAsia="Avenir Next"/>
                 <w:color w:val="1A1A1A"/>
-                <w:sz w:val="21"/>
+                <w:sz w:val="22"/>
                 <w:szCs w:val="21"/>
               </w:rPr>
               <w:t xml:space="preserve">put your answer back in ½ × b × h</w:t>
@@ -3227,6 +3237,7 @@
     </w:tbl>
     <w:p>
       <w:pPr>
+        <w:pStyle w:val="Heading2"/>
         <w:keepNext/>
         <w:pBdr>
           <w:bottom w:val="single" w:sz="8" w:space="3" w:color="003A70"/>
@@ -3242,7 +3253,7 @@
           <w:b/>
           <w:color w:val="003A70"/>
           <w:spacing w:val="14"/>
-          <w:sz w:val="21"/>
+          <w:sz w:val="22"/>
           <w:szCs w:val="21"/>
         </w:rPr>
         <w:t xml:space="preserve">PRACTICE</w:t>
@@ -3261,7 +3272,7 @@
           <w:rFonts w:ascii="Avenir Next" w:hAnsi="Avenir Next" w:cs="Avenir Next" w:eastAsia="Avenir Next"/>
           <w:i/>
           <w:color w:val="5A5F66"/>
-          <w:sz w:val="17"/>
+          <w:sz w:val="22"/>
           <w:szCs w:val="17"/>
         </w:rPr>
         <w:t xml:space="preserve">show your work · label units</w:t>
@@ -3357,25 +3368,25 @@
                 <w:rFonts w:ascii="Avenir Next" w:hAnsi="Avenir Next" w:cs="Avenir Next" w:eastAsia="Avenir Next"/>
                 <w:b/>
                 <w:color w:val="003A70"/>
+                <w:sz w:val="22"/>
+                <w:szCs w:val="18"/>
+              </w:rPr>
+              <w:t xml:space="preserve">Step 1</w:t>
+            </w:r>
+            <w:r>
+              <w:rPr>
+                <w:rFonts w:ascii="Avenir Next" w:hAnsi="Avenir Next" w:cs="Avenir Next" w:eastAsia="Avenir Next"/>
+                <w:color w:val="1A1A1A"/>
                 <w:sz w:val="18"/>
                 <w:szCs w:val="18"/>
               </w:rPr>
-              <w:t xml:space="preserve">Step 1</w:t>
-            </w:r>
-            <w:r>
-              <w:rPr>
-                <w:rFonts w:ascii="Avenir Next" w:hAnsi="Avenir Next" w:cs="Avenir Next" w:eastAsia="Avenir Next"/>
-                <w:color w:val="1A1A1A"/>
-                <w:sz w:val="18"/>
-                <w:szCs w:val="18"/>
-              </w:rPr>
               <w:tab/>
             </w:r>
             <w:r>
               <w:rPr>
                 <w:rFonts w:ascii="Avenir Next" w:hAnsi="Avenir Next" w:cs="Avenir Next" w:eastAsia="Avenir Next"/>
                 <w:color w:val="1A1A1A"/>
-                <w:sz w:val="21"/>
+                <w:sz w:val="22"/>
                 <w:szCs w:val="21"/>
               </w:rPr>
               <w:t xml:space="preserve">Double the area.</w:t>
@@ -3395,25 +3406,25 @@
                 <w:rFonts w:ascii="Avenir Next" w:hAnsi="Avenir Next" w:cs="Avenir Next" w:eastAsia="Avenir Next"/>
                 <w:b/>
                 <w:color w:val="003A70"/>
+                <w:sz w:val="22"/>
+                <w:szCs w:val="18"/>
+              </w:rPr>
+              <w:t xml:space="preserve">Step 2</w:t>
+            </w:r>
+            <w:r>
+              <w:rPr>
+                <w:rFonts w:ascii="Avenir Next" w:hAnsi="Avenir Next" w:cs="Avenir Next" w:eastAsia="Avenir Next"/>
+                <w:color w:val="1A1A1A"/>
                 <w:sz w:val="18"/>
                 <w:szCs w:val="18"/>
               </w:rPr>
-              <w:t xml:space="preserve">Step 2</w:t>
-            </w:r>
-            <w:r>
-              <w:rPr>
-                <w:rFonts w:ascii="Avenir Next" w:hAnsi="Avenir Next" w:cs="Avenir Next" w:eastAsia="Avenir Next"/>
-                <w:color w:val="1A1A1A"/>
-                <w:sz w:val="18"/>
-                <w:szCs w:val="18"/>
-              </w:rPr>
               <w:tab/>
             </w:r>
             <w:r>
               <w:rPr>
                 <w:rFonts w:ascii="Avenir Next" w:hAnsi="Avenir Next" w:cs="Avenir Next" w:eastAsia="Avenir Next"/>
                 <w:color w:val="1A1A1A"/>
-                <w:sz w:val="21"/>
+                <w:sz w:val="22"/>
                 <w:szCs w:val="21"/>
               </w:rPr>
               <w:t xml:space="preserve">Divide by the measure you know.</w:t>
@@ -3479,7 +3490,7 @@
                       <w:rFonts w:ascii="Avenir Next" w:hAnsi="Avenir Next" w:cs="Avenir Next" w:eastAsia="Avenir Next"/>
                       <w:b/>
                       <w:color w:val="1A1A1A"/>
-                      <w:sz w:val="21"/>
+                      <w:sz w:val="22"/>
                       <w:szCs w:val="21"/>
                     </w:rPr>
                     <w:t xml:space="preserve">Base</w:t>
@@ -3502,7 +3513,7 @@
                       <w:rFonts w:ascii="Avenir Next" w:hAnsi="Avenir Next" w:cs="Avenir Next" w:eastAsia="Avenir Next"/>
                       <w:b/>
                       <w:color w:val="1A1A1A"/>
-                      <w:sz w:val="21"/>
+                      <w:sz w:val="22"/>
                       <w:szCs w:val="21"/>
                     </w:rPr>
                     <w:t xml:space="preserve">Height</w:t>
@@ -3525,7 +3536,7 @@
                       <w:rFonts w:ascii="Avenir Next" w:hAnsi="Avenir Next" w:cs="Avenir Next" w:eastAsia="Avenir Next"/>
                       <w:b/>
                       <w:color w:val="1A1A1A"/>
-                      <w:sz w:val="21"/>
+                      <w:sz w:val="22"/>
                       <w:szCs w:val="21"/>
                     </w:rPr>
                     <w:t xml:space="preserve">Area</w:t>
@@ -3554,7 +3565,7 @@
                       <w:rFonts w:ascii="Avenir Next" w:hAnsi="Avenir Next" w:cs="Avenir Next" w:eastAsia="Avenir Next"/>
                       <w:b/>
                       <w:color w:val="1A1A1A"/>
-                      <w:sz w:val="21"/>
+                      <w:sz w:val="22"/>
                       <w:szCs w:val="21"/>
                     </w:rPr>
                     <w:t xml:space="preserve">Triangle A</w:t>
@@ -3575,7 +3586,7 @@
                     <w:rPr>
                       <w:rFonts w:ascii="Avenir Next" w:hAnsi="Avenir Next" w:cs="Avenir Next" w:eastAsia="Avenir Next"/>
                       <w:color w:val="1A1A1A"/>
-                      <w:sz w:val="21"/>
+                      <w:sz w:val="22"/>
                       <w:szCs w:val="21"/>
                     </w:rPr>
                     <w:t xml:space="preserve">8 in</w:t>
@@ -3607,7 +3618,7 @@
                     <w:rPr>
                       <w:rFonts w:ascii="Avenir Next" w:hAnsi="Avenir Next" w:cs="Avenir Next" w:eastAsia="Avenir Next"/>
                       <w:color w:val="1A1A1A"/>
-                      <w:sz w:val="21"/>
+                      <w:sz w:val="22"/>
                       <w:szCs w:val="21"/>
                     </w:rPr>
                     <w:t xml:space="preserve">28 in²</w:t>
@@ -3636,7 +3647,7 @@
                       <w:rFonts w:ascii="Avenir Next" w:hAnsi="Avenir Next" w:cs="Avenir Next" w:eastAsia="Avenir Next"/>
                       <w:b/>
                       <w:color w:val="1A1A1A"/>
-                      <w:sz w:val="21"/>
+                      <w:sz w:val="22"/>
                       <w:szCs w:val="21"/>
                     </w:rPr>
                     <w:t xml:space="preserve">Triangle B</w:t>
@@ -3668,7 +3679,7 @@
                     <w:rPr>
                       <w:rFonts w:ascii="Avenir Next" w:hAnsi="Avenir Next" w:cs="Avenir Next" w:eastAsia="Avenir Next"/>
                       <w:color w:val="1A1A1A"/>
-                      <w:sz w:val="21"/>
+                      <w:sz w:val="22"/>
                       <w:szCs w:val="21"/>
                     </w:rPr>
                     <w:t xml:space="preserve">9 ft</w:t>
@@ -3689,7 +3700,7 @@
                     <w:rPr>
                       <w:rFonts w:ascii="Avenir Next" w:hAnsi="Avenir Next" w:cs="Avenir Next" w:eastAsia="Avenir Next"/>
                       <w:color w:val="1A1A1A"/>
-                      <w:sz w:val="21"/>
+                      <w:sz w:val="22"/>
                       <w:szCs w:val="21"/>
                     </w:rPr>
                     <w:t xml:space="preserve">54 ft²</w:t>
@@ -3854,25 +3865,25 @@
                       <w:rFonts w:ascii="Avenir Next" w:hAnsi="Avenir Next" w:cs="Avenir Next" w:eastAsia="Avenir Next"/>
                       <w:b/>
                       <w:color w:val="003A70"/>
+                      <w:sz w:val="22"/>
+                      <w:szCs w:val="18"/>
+                    </w:rPr>
+                    <w:t xml:space="preserve">Step 1</w:t>
+                  </w:r>
+                  <w:r>
+                    <w:rPr>
+                      <w:rFonts w:ascii="Avenir Next" w:hAnsi="Avenir Next" w:cs="Avenir Next" w:eastAsia="Avenir Next"/>
+                      <w:color w:val="1A1A1A"/>
                       <w:sz w:val="18"/>
                       <w:szCs w:val="18"/>
                     </w:rPr>
-                    <w:t xml:space="preserve">Step 1</w:t>
-                  </w:r>
-                  <w:r>
-                    <w:rPr>
-                      <w:rFonts w:ascii="Avenir Next" w:hAnsi="Avenir Next" w:cs="Avenir Next" w:eastAsia="Avenir Next"/>
-                      <w:color w:val="1A1A1A"/>
-                      <w:sz w:val="18"/>
-                      <w:szCs w:val="18"/>
-                    </w:rPr>
                     <w:tab/>
                   </w:r>
                   <w:r>
                     <w:rPr>
                       <w:rFonts w:ascii="Avenir Next" w:hAnsi="Avenir Next" w:cs="Avenir Next" w:eastAsia="Avenir Next"/>
                       <w:color w:val="1A1A1A"/>
-                      <w:sz w:val="21"/>
+                      <w:sz w:val="22"/>
                       <w:szCs w:val="21"/>
                     </w:rPr>
                     <w:t xml:space="preserve">Double the area: 2 × 48.</w:t>
@@ -3892,25 +3903,25 @@
                       <w:rFonts w:ascii="Avenir Next" w:hAnsi="Avenir Next" w:cs="Avenir Next" w:eastAsia="Avenir Next"/>
                       <w:b/>
                       <w:color w:val="003A70"/>
+                      <w:sz w:val="22"/>
+                      <w:szCs w:val="18"/>
+                    </w:rPr>
+                    <w:t xml:space="preserve">Step 2</w:t>
+                  </w:r>
+                  <w:r>
+                    <w:rPr>
+                      <w:rFonts w:ascii="Avenir Next" w:hAnsi="Avenir Next" w:cs="Avenir Next" w:eastAsia="Avenir Next"/>
+                      <w:color w:val="1A1A1A"/>
                       <w:sz w:val="18"/>
                       <w:szCs w:val="18"/>
                     </w:rPr>
-                    <w:t xml:space="preserve">Step 2</w:t>
-                  </w:r>
-                  <w:r>
-                    <w:rPr>
-                      <w:rFonts w:ascii="Avenir Next" w:hAnsi="Avenir Next" w:cs="Avenir Next" w:eastAsia="Avenir Next"/>
-                      <w:color w:val="1A1A1A"/>
-                      <w:sz w:val="18"/>
-                      <w:szCs w:val="18"/>
-                    </w:rPr>
                     <w:tab/>
                   </w:r>
                   <w:r>
                     <w:rPr>
                       <w:rFonts w:ascii="Avenir Next" w:hAnsi="Avenir Next" w:cs="Avenir Next" w:eastAsia="Avenir Next"/>
                       <w:color w:val="1A1A1A"/>
-                      <w:sz w:val="21"/>
+                      <w:sz w:val="22"/>
                       <w:szCs w:val="21"/>
                     </w:rPr>
                     <w:t xml:space="preserve">Divide by the base, 16.</w:t>
@@ -3987,25 +3998,25 @@
                       <w:rFonts w:ascii="Avenir Next" w:hAnsi="Avenir Next" w:cs="Avenir Next" w:eastAsia="Avenir Next"/>
                       <w:b/>
                       <w:color w:val="1A1A1A"/>
+                      <w:sz w:val="22"/>
+                      <w:szCs w:val="18"/>
+                    </w:rPr>
+                    <w:t xml:space="preserve">Answer</w:t>
+                  </w:r>
+                  <w:r>
+                    <w:rPr>
+                      <w:rFonts w:ascii="Avenir Next" w:hAnsi="Avenir Next" w:cs="Avenir Next" w:eastAsia="Avenir Next"/>
+                      <w:color w:val="1A1A1A"/>
                       <w:sz w:val="18"/>
                       <w:szCs w:val="18"/>
                     </w:rPr>
-                    <w:t xml:space="preserve">Answer</w:t>
-                  </w:r>
-                  <w:r>
-                    <w:rPr>
-                      <w:rFonts w:ascii="Avenir Next" w:hAnsi="Avenir Next" w:cs="Avenir Next" w:eastAsia="Avenir Next"/>
-                      <w:color w:val="1A1A1A"/>
-                      <w:sz w:val="18"/>
-                      <w:szCs w:val="18"/>
-                    </w:rPr>
                     <w:tab/>
                   </w:r>
                   <w:r>
                     <w:rPr>
                       <w:rFonts w:ascii="Avenir Next" w:hAnsi="Avenir Next" w:cs="Avenir Next" w:eastAsia="Avenir Next"/>
                       <w:color w:val="1A1A1A"/>
-                      <w:sz w:val="18"/>
+                      <w:sz w:val="22"/>
                       <w:szCs w:val="18"/>
                     </w:rPr>
                     <w:t xml:space="preserve">  m</w:t>
@@ -4026,7 +4037,7 @@
                     <w:drawing>
                       <wp:inline distT="0" distB="0" distL="0" distR="0">
                         <wp:extent cx="1920240" cy="1165860"/>
-                        <wp:docPr id="3" name="Figure 3"/>
+                        <wp:docPr id="3" name="Figure 3" descr="Triangle. Dims: base: 16 m; height: h."/>
                         <a:graphic xmlns:a="http://schemas.openxmlformats.org/drawingml/2006/main">
                           <a:graphicData uri="http://schemas.openxmlformats.org/drawingml/2006/picture">
                             <pic:pic xmlns:pic="http://schemas.openxmlformats.org/drawingml/2006/picture">
@@ -4455,25 +4466,25 @@
                 <w:rFonts w:ascii="Avenir Next" w:hAnsi="Avenir Next" w:cs="Avenir Next" w:eastAsia="Avenir Next"/>
                 <w:b/>
                 <w:color w:val="003A70"/>
+                <w:sz w:val="22"/>
+                <w:szCs w:val="18"/>
+              </w:rPr>
+              <w:t xml:space="preserve">Step 1</w:t>
+            </w:r>
+            <w:r>
+              <w:rPr>
+                <w:rFonts w:ascii="Avenir Next" w:hAnsi="Avenir Next" w:cs="Avenir Next" w:eastAsia="Avenir Next"/>
+                <w:color w:val="1A1A1A"/>
                 <w:sz w:val="18"/>
                 <w:szCs w:val="18"/>
               </w:rPr>
-              <w:t xml:space="preserve">Step 1</w:t>
-            </w:r>
-            <w:r>
-              <w:rPr>
-                <w:rFonts w:ascii="Avenir Next" w:hAnsi="Avenir Next" w:cs="Avenir Next" w:eastAsia="Avenir Next"/>
-                <w:color w:val="1A1A1A"/>
-                <w:sz w:val="18"/>
-                <w:szCs w:val="18"/>
-              </w:rPr>
               <w:tab/>
             </w:r>
             <w:r>
               <w:rPr>
                 <w:rFonts w:ascii="Avenir Next" w:hAnsi="Avenir Next" w:cs="Avenir Next" w:eastAsia="Avenir Next"/>
                 <w:color w:val="1A1A1A"/>
-                <w:sz w:val="21"/>
+                <w:sz w:val="22"/>
                 <w:szCs w:val="21"/>
               </w:rPr>
               <w:t xml:space="preserve">Double the area: 2 × 35.</w:t>
@@ -4493,25 +4504,25 @@
                 <w:rFonts w:ascii="Avenir Next" w:hAnsi="Avenir Next" w:cs="Avenir Next" w:eastAsia="Avenir Next"/>
                 <w:b/>
                 <w:color w:val="003A70"/>
+                <w:sz w:val="22"/>
+                <w:szCs w:val="18"/>
+              </w:rPr>
+              <w:t xml:space="preserve">Step 2</w:t>
+            </w:r>
+            <w:r>
+              <w:rPr>
+                <w:rFonts w:ascii="Avenir Next" w:hAnsi="Avenir Next" w:cs="Avenir Next" w:eastAsia="Avenir Next"/>
+                <w:color w:val="1A1A1A"/>
                 <w:sz w:val="18"/>
                 <w:szCs w:val="18"/>
               </w:rPr>
-              <w:t xml:space="preserve">Step 2</w:t>
-            </w:r>
-            <w:r>
-              <w:rPr>
-                <w:rFonts w:ascii="Avenir Next" w:hAnsi="Avenir Next" w:cs="Avenir Next" w:eastAsia="Avenir Next"/>
-                <w:color w:val="1A1A1A"/>
-                <w:sz w:val="18"/>
-                <w:szCs w:val="18"/>
-              </w:rPr>
               <w:tab/>
             </w:r>
             <w:r>
               <w:rPr>
                 <w:rFonts w:ascii="Avenir Next" w:hAnsi="Avenir Next" w:cs="Avenir Next" w:eastAsia="Avenir Next"/>
                 <w:color w:val="1A1A1A"/>
-                <w:sz w:val="21"/>
+                <w:sz w:val="22"/>
                 <w:szCs w:val="21"/>
               </w:rPr>
               <w:t xml:space="preserve">Divide by 10.</w:t>
@@ -4530,25 +4541,25 @@
                 <w:rFonts w:ascii="Avenir Next" w:hAnsi="Avenir Next" w:cs="Avenir Next" w:eastAsia="Avenir Next"/>
                 <w:b/>
                 <w:color w:val="1A1A1A"/>
+                <w:sz w:val="22"/>
+                <w:szCs w:val="18"/>
+              </w:rPr>
+              <w:t xml:space="preserve">Answer</w:t>
+            </w:r>
+            <w:r>
+              <w:rPr>
+                <w:rFonts w:ascii="Avenir Next" w:hAnsi="Avenir Next" w:cs="Avenir Next" w:eastAsia="Avenir Next"/>
+                <w:color w:val="1A1A1A"/>
                 <w:sz w:val="18"/>
                 <w:szCs w:val="18"/>
               </w:rPr>
-              <w:t xml:space="preserve">Answer</w:t>
-            </w:r>
-            <w:r>
-              <w:rPr>
-                <w:rFonts w:ascii="Avenir Next" w:hAnsi="Avenir Next" w:cs="Avenir Next" w:eastAsia="Avenir Next"/>
-                <w:color w:val="1A1A1A"/>
-                <w:sz w:val="18"/>
-                <w:szCs w:val="18"/>
-              </w:rPr>
               <w:tab/>
             </w:r>
             <w:r>
               <w:rPr>
                 <w:rFonts w:ascii="Avenir Next" w:hAnsi="Avenir Next" w:cs="Avenir Next" w:eastAsia="Avenir Next"/>
                 <w:color w:val="1A1A1A"/>
-                <w:sz w:val="18"/>
+                <w:sz w:val="22"/>
                 <w:szCs w:val="18"/>
               </w:rPr>
               <w:t xml:space="preserve">  ft</w:t>
@@ -4659,7 +4670,7 @@
                 <w:rFonts w:ascii="Avenir Next" w:hAnsi="Avenir Next" w:cs="Avenir Next" w:eastAsia="Avenir Next"/>
                 <w:b/>
                 <w:color w:val="003A70"/>
-                <w:sz w:val="17"/>
+                <w:sz w:val="22"/>
                 <w:szCs w:val="17"/>
               </w:rPr>
               <w:t xml:space="preserve">Frame  </w:t>
@@ -4669,10 +4680,30 @@
                 <w:rFonts w:ascii="Avenir Next" w:hAnsi="Avenir Next" w:cs="Avenir Next" w:eastAsia="Avenir Next"/>
                 <w:i/>
                 <w:color w:val="1A1A1A"/>
+                <w:sz w:val="22"/>
+                <w:szCs w:val="18"/>
+              </w:rPr>
+              <w:t xml:space="preserve">P has </w:t>
+            </w:r>
+            <w:r>
+              <w:rPr>
+                <w:rFonts w:ascii="Avenir Next" w:hAnsi="Avenir Next" w:cs="Avenir Next" w:eastAsia="Avenir Next"/>
+                <w:color w:val="1A1A1A"/>
                 <w:sz w:val="18"/>
                 <w:szCs w:val="18"/>
-              </w:rPr>
-              <w:t xml:space="preserve">P has </w:t>
+                <w:u w:val="single"/>
+              </w:rPr>
+              <w:t xml:space="preserve">      </w:t>
+            </w:r>
+            <w:r>
+              <w:rPr>
+                <w:rFonts w:ascii="Avenir Next" w:hAnsi="Avenir Next" w:cs="Avenir Next" w:eastAsia="Avenir Next"/>
+                <w:i/>
+                <w:color w:val="1A1A1A"/>
+                <w:sz w:val="22"/>
+                <w:szCs w:val="18"/>
+              </w:rPr>
+              <w:t xml:space="preserve"> cm² and Q has </w:t>
             </w:r>
             <w:r>
               <w:rPr>
@@ -4689,17 +4720,17 @@
                 <w:rFonts w:ascii="Avenir Next" w:hAnsi="Avenir Next" w:cs="Avenir Next" w:eastAsia="Avenir Next"/>
                 <w:i/>
                 <w:color w:val="1A1A1A"/>
+                <w:sz w:val="22"/>
+                <w:szCs w:val="18"/>
+              </w:rPr>
+              <w:t xml:space="preserve"> cm², so </w:t>
+            </w:r>
+            <w:r>
+              <w:rPr>
+                <w:rFonts w:ascii="Avenir Next" w:hAnsi="Avenir Next" w:cs="Avenir Next" w:eastAsia="Avenir Next"/>
+                <w:color w:val="1A1A1A"/>
                 <w:sz w:val="18"/>
                 <w:szCs w:val="18"/>
-              </w:rPr>
-              <w:t xml:space="preserve"> cm² and Q has </w:t>
-            </w:r>
-            <w:r>
-              <w:rPr>
-                <w:rFonts w:ascii="Avenir Next" w:hAnsi="Avenir Next" w:cs="Avenir Next" w:eastAsia="Avenir Next"/>
-                <w:color w:val="1A1A1A"/>
-                <w:sz w:val="18"/>
-                <w:szCs w:val="18"/>
                 <w:u w:val="single"/>
               </w:rPr>
               <w:t xml:space="preserve">      </w:t>
@@ -4709,27 +4740,7 @@
                 <w:rFonts w:ascii="Avenir Next" w:hAnsi="Avenir Next" w:cs="Avenir Next" w:eastAsia="Avenir Next"/>
                 <w:i/>
                 <w:color w:val="1A1A1A"/>
-                <w:sz w:val="18"/>
-                <w:szCs w:val="18"/>
-              </w:rPr>
-              <w:t xml:space="preserve"> cm², so </w:t>
-            </w:r>
-            <w:r>
-              <w:rPr>
-                <w:rFonts w:ascii="Avenir Next" w:hAnsi="Avenir Next" w:cs="Avenir Next" w:eastAsia="Avenir Next"/>
-                <w:color w:val="1A1A1A"/>
-                <w:sz w:val="18"/>
-                <w:szCs w:val="18"/>
-                <w:u w:val="single"/>
-              </w:rPr>
-              <w:t xml:space="preserve">      </w:t>
-            </w:r>
-            <w:r>
-              <w:rPr>
-                <w:rFonts w:ascii="Avenir Next" w:hAnsi="Avenir Next" w:cs="Avenir Next" w:eastAsia="Avenir Next"/>
-                <w:i/>
-                <w:color w:val="1A1A1A"/>
-                <w:sz w:val="18"/>
+                <w:sz w:val="22"/>
                 <w:szCs w:val="18"/>
               </w:rPr>
               <w:t xml:space="preserve">.</w:t>
@@ -4816,6 +4827,7 @@
     </w:p>
     <w:p>
       <w:pPr>
+        <w:pStyle w:val="Heading2"/>
         <w:keepNext/>
         <w:pBdr>
           <w:bottom w:val="single" w:sz="8" w:space="3" w:color="003A70"/>
@@ -4831,7 +4843,7 @@
           <w:b/>
           <w:color w:val="003A70"/>
           <w:spacing w:val="14"/>
-          <w:sz w:val="21"/>
+          <w:sz w:val="22"/>
           <w:szCs w:val="21"/>
         </w:rPr>
         <w:t xml:space="preserve">TEST PRACTICE</w:t>
@@ -4850,7 +4862,7 @@
           <w:rFonts w:ascii="Avenir Next" w:hAnsi="Avenir Next" w:cs="Avenir Next" w:eastAsia="Avenir Next"/>
           <w:i/>
           <w:color w:val="5A5F66"/>
-          <w:sz w:val="17"/>
+          <w:sz w:val="22"/>
           <w:szCs w:val="17"/>
         </w:rPr>
         <w:t xml:space="preserve">choose the best answer</w:t>
@@ -4946,25 +4958,25 @@
                 <w:rFonts w:ascii="Avenir Next" w:hAnsi="Avenir Next" w:cs="Avenir Next" w:eastAsia="Avenir Next"/>
                 <w:b/>
                 <w:color w:val="003A70"/>
+                <w:sz w:val="22"/>
+                <w:szCs w:val="18"/>
+              </w:rPr>
+              <w:t xml:space="preserve">Step 1</w:t>
+            </w:r>
+            <w:r>
+              <w:rPr>
+                <w:rFonts w:ascii="Avenir Next" w:hAnsi="Avenir Next" w:cs="Avenir Next" w:eastAsia="Avenir Next"/>
+                <w:color w:val="1A1A1A"/>
                 <w:sz w:val="18"/>
                 <w:szCs w:val="18"/>
               </w:rPr>
-              <w:t xml:space="preserve">Step 1</w:t>
-            </w:r>
-            <w:r>
-              <w:rPr>
-                <w:rFonts w:ascii="Avenir Next" w:hAnsi="Avenir Next" w:cs="Avenir Next" w:eastAsia="Avenir Next"/>
-                <w:color w:val="1A1A1A"/>
-                <w:sz w:val="18"/>
-                <w:szCs w:val="18"/>
-              </w:rPr>
               <w:tab/>
             </w:r>
             <w:r>
               <w:rPr>
                 <w:rFonts w:ascii="Avenir Next" w:hAnsi="Avenir Next" w:cs="Avenir Next" w:eastAsia="Avenir Next"/>
                 <w:color w:val="1A1A1A"/>
-                <w:sz w:val="21"/>
+                <w:sz w:val="22"/>
                 <w:szCs w:val="21"/>
               </w:rPr>
               <w:t xml:space="preserve">Double 24.</w:t>
@@ -4984,25 +4996,25 @@
                 <w:rFonts w:ascii="Avenir Next" w:hAnsi="Avenir Next" w:cs="Avenir Next" w:eastAsia="Avenir Next"/>
                 <w:b/>
                 <w:color w:val="003A70"/>
+                <w:sz w:val="22"/>
+                <w:szCs w:val="18"/>
+              </w:rPr>
+              <w:t xml:space="preserve">Step 2</w:t>
+            </w:r>
+            <w:r>
+              <w:rPr>
+                <w:rFonts w:ascii="Avenir Next" w:hAnsi="Avenir Next" w:cs="Avenir Next" w:eastAsia="Avenir Next"/>
+                <w:color w:val="1A1A1A"/>
                 <w:sz w:val="18"/>
                 <w:szCs w:val="18"/>
               </w:rPr>
-              <w:t xml:space="preserve">Step 2</w:t>
-            </w:r>
-            <w:r>
-              <w:rPr>
-                <w:rFonts w:ascii="Avenir Next" w:hAnsi="Avenir Next" w:cs="Avenir Next" w:eastAsia="Avenir Next"/>
-                <w:color w:val="1A1A1A"/>
-                <w:sz w:val="18"/>
-                <w:szCs w:val="18"/>
-              </w:rPr>
               <w:tab/>
             </w:r>
             <w:r>
               <w:rPr>
                 <w:rFonts w:ascii="Avenir Next" w:hAnsi="Avenir Next" w:cs="Avenir Next" w:eastAsia="Avenir Next"/>
                 <w:color w:val="1A1A1A"/>
-                <w:sz w:val="21"/>
+                <w:sz w:val="22"/>
                 <w:szCs w:val="21"/>
               </w:rPr>
               <w:t xml:space="preserve">Divide by 4.</w:t>
@@ -5058,25 +5070,25 @@
                       <w:rFonts w:ascii="Avenir Next" w:hAnsi="Avenir Next" w:cs="Avenir Next" w:eastAsia="Avenir Next"/>
                       <w:b/>
                       <w:color w:val="003A70"/>
+                      <w:sz w:val="22"/>
+                      <w:szCs w:val="21"/>
+                    </w:rPr>
+                    <w:t xml:space="preserve">A</w:t>
+                  </w:r>
+                  <w:r>
+                    <w:rPr>
+                      <w:rFonts w:ascii="Avenir Next" w:hAnsi="Avenir Next" w:cs="Avenir Next" w:eastAsia="Avenir Next"/>
+                      <w:color w:val="1A1A1A"/>
                       <w:sz w:val="21"/>
                       <w:szCs w:val="21"/>
                     </w:rPr>
-                    <w:t xml:space="preserve">A</w:t>
-                  </w:r>
-                  <w:r>
-                    <w:rPr>
-                      <w:rFonts w:ascii="Avenir Next" w:hAnsi="Avenir Next" w:cs="Avenir Next" w:eastAsia="Avenir Next"/>
-                      <w:color w:val="1A1A1A"/>
-                      <w:sz w:val="21"/>
-                      <w:szCs w:val="21"/>
-                    </w:rPr>
                     <w:tab/>
                   </w:r>
                   <w:r>
                     <w:rPr>
                       <w:rFonts w:ascii="Avenir Next" w:hAnsi="Avenir Next" w:cs="Avenir Next" w:eastAsia="Avenir Next"/>
                       <w:color w:val="1A1A1A"/>
-                      <w:sz w:val="21"/>
+                      <w:sz w:val="22"/>
                       <w:szCs w:val="21"/>
                     </w:rPr>
                     <w:t xml:space="preserve">3 units</w:t>
@@ -5101,25 +5113,25 @@
                       <w:rFonts w:ascii="Avenir Next" w:hAnsi="Avenir Next" w:cs="Avenir Next" w:eastAsia="Avenir Next"/>
                       <w:b/>
                       <w:color w:val="003A70"/>
+                      <w:sz w:val="22"/>
+                      <w:szCs w:val="21"/>
+                    </w:rPr>
+                    <w:t xml:space="preserve">B</w:t>
+                  </w:r>
+                  <w:r>
+                    <w:rPr>
+                      <w:rFonts w:ascii="Avenir Next" w:hAnsi="Avenir Next" w:cs="Avenir Next" w:eastAsia="Avenir Next"/>
+                      <w:color w:val="1A1A1A"/>
                       <w:sz w:val="21"/>
                       <w:szCs w:val="21"/>
                     </w:rPr>
-                    <w:t xml:space="preserve">B</w:t>
-                  </w:r>
-                  <w:r>
-                    <w:rPr>
-                      <w:rFonts w:ascii="Avenir Next" w:hAnsi="Avenir Next" w:cs="Avenir Next" w:eastAsia="Avenir Next"/>
-                      <w:color w:val="1A1A1A"/>
-                      <w:sz w:val="21"/>
-                      <w:szCs w:val="21"/>
-                    </w:rPr>
                     <w:tab/>
                   </w:r>
                   <w:r>
                     <w:rPr>
                       <w:rFonts w:ascii="Avenir Next" w:hAnsi="Avenir Next" w:cs="Avenir Next" w:eastAsia="Avenir Next"/>
                       <w:color w:val="1A1A1A"/>
-                      <w:sz w:val="21"/>
+                      <w:sz w:val="22"/>
                       <w:szCs w:val="21"/>
                     </w:rPr>
                     <w:t xml:space="preserve">6 units</w:t>
@@ -5144,25 +5156,25 @@
                       <w:rFonts w:ascii="Avenir Next" w:hAnsi="Avenir Next" w:cs="Avenir Next" w:eastAsia="Avenir Next"/>
                       <w:b/>
                       <w:color w:val="003A70"/>
+                      <w:sz w:val="22"/>
+                      <w:szCs w:val="21"/>
+                    </w:rPr>
+                    <w:t xml:space="preserve">C</w:t>
+                  </w:r>
+                  <w:r>
+                    <w:rPr>
+                      <w:rFonts w:ascii="Avenir Next" w:hAnsi="Avenir Next" w:cs="Avenir Next" w:eastAsia="Avenir Next"/>
+                      <w:color w:val="1A1A1A"/>
                       <w:sz w:val="21"/>
                       <w:szCs w:val="21"/>
                     </w:rPr>
-                    <w:t xml:space="preserve">C</w:t>
-                  </w:r>
-                  <w:r>
-                    <w:rPr>
-                      <w:rFonts w:ascii="Avenir Next" w:hAnsi="Avenir Next" w:cs="Avenir Next" w:eastAsia="Avenir Next"/>
-                      <w:color w:val="1A1A1A"/>
-                      <w:sz w:val="21"/>
-                      <w:szCs w:val="21"/>
-                    </w:rPr>
                     <w:tab/>
                   </w:r>
                   <w:r>
                     <w:rPr>
                       <w:rFonts w:ascii="Avenir Next" w:hAnsi="Avenir Next" w:cs="Avenir Next" w:eastAsia="Avenir Next"/>
                       <w:color w:val="1A1A1A"/>
-                      <w:sz w:val="21"/>
+                      <w:sz w:val="22"/>
                       <w:szCs w:val="21"/>
                     </w:rPr>
                     <w:t xml:space="preserve">12 units</w:t>
@@ -5187,25 +5199,25 @@
                       <w:rFonts w:ascii="Avenir Next" w:hAnsi="Avenir Next" w:cs="Avenir Next" w:eastAsia="Avenir Next"/>
                       <w:b/>
                       <w:color w:val="003A70"/>
+                      <w:sz w:val="22"/>
+                      <w:szCs w:val="21"/>
+                    </w:rPr>
+                    <w:t xml:space="preserve">D</w:t>
+                  </w:r>
+                  <w:r>
+                    <w:rPr>
+                      <w:rFonts w:ascii="Avenir Next" w:hAnsi="Avenir Next" w:cs="Avenir Next" w:eastAsia="Avenir Next"/>
+                      <w:color w:val="1A1A1A"/>
                       <w:sz w:val="21"/>
                       <w:szCs w:val="21"/>
                     </w:rPr>
-                    <w:t xml:space="preserve">D</w:t>
-                  </w:r>
-                  <w:r>
-                    <w:rPr>
-                      <w:rFonts w:ascii="Avenir Next" w:hAnsi="Avenir Next" w:cs="Avenir Next" w:eastAsia="Avenir Next"/>
-                      <w:color w:val="1A1A1A"/>
-                      <w:sz w:val="21"/>
-                      <w:szCs w:val="21"/>
-                    </w:rPr>
                     <w:tab/>
                   </w:r>
                   <w:r>
                     <w:rPr>
                       <w:rFonts w:ascii="Avenir Next" w:hAnsi="Avenir Next" w:cs="Avenir Next" w:eastAsia="Avenir Next"/>
                       <w:color w:val="1A1A1A"/>
-                      <w:sz w:val="21"/>
+                      <w:sz w:val="22"/>
                       <w:szCs w:val="21"/>
                     </w:rPr>
                     <w:t xml:space="preserve">48 units</w:t>
@@ -5353,25 +5365,25 @@
                       <w:rFonts w:ascii="Avenir Next" w:hAnsi="Avenir Next" w:cs="Avenir Next" w:eastAsia="Avenir Next"/>
                       <w:b/>
                       <w:color w:val="003A70"/>
+                      <w:sz w:val="22"/>
+                      <w:szCs w:val="21"/>
+                    </w:rPr>
+                    <w:t xml:space="preserve">A</w:t>
+                  </w:r>
+                  <w:r>
+                    <w:rPr>
+                      <w:rFonts w:ascii="Avenir Next" w:hAnsi="Avenir Next" w:cs="Avenir Next" w:eastAsia="Avenir Next"/>
+                      <w:color w:val="1A1A1A"/>
                       <w:sz w:val="21"/>
                       <w:szCs w:val="21"/>
                     </w:rPr>
-                    <w:t xml:space="preserve">A</w:t>
-                  </w:r>
-                  <w:r>
-                    <w:rPr>
-                      <w:rFonts w:ascii="Avenir Next" w:hAnsi="Avenir Next" w:cs="Avenir Next" w:eastAsia="Avenir Next"/>
-                      <w:color w:val="1A1A1A"/>
-                      <w:sz w:val="21"/>
-                      <w:szCs w:val="21"/>
-                    </w:rPr>
                     <w:tab/>
                   </w:r>
                   <w:r>
                     <w:rPr>
                       <w:rFonts w:ascii="Avenir Next" w:hAnsi="Avenir Next" w:cs="Avenir Next" w:eastAsia="Avenir Next"/>
                       <w:color w:val="1A1A1A"/>
-                      <w:sz w:val="21"/>
+                      <w:sz w:val="22"/>
                       <w:szCs w:val="21"/>
                     </w:rPr>
                     <w:t xml:space="preserve">18 × 5</w:t>
@@ -5396,25 +5408,25 @@
                       <w:rFonts w:ascii="Avenir Next" w:hAnsi="Avenir Next" w:cs="Avenir Next" w:eastAsia="Avenir Next"/>
                       <w:b/>
                       <w:color w:val="003A70"/>
+                      <w:sz w:val="22"/>
+                      <w:szCs w:val="21"/>
+                    </w:rPr>
+                    <w:t xml:space="preserve">B</w:t>
+                  </w:r>
+                  <w:r>
+                    <w:rPr>
+                      <w:rFonts w:ascii="Avenir Next" w:hAnsi="Avenir Next" w:cs="Avenir Next" w:eastAsia="Avenir Next"/>
+                      <w:color w:val="1A1A1A"/>
                       <w:sz w:val="21"/>
                       <w:szCs w:val="21"/>
                     </w:rPr>
-                    <w:t xml:space="preserve">B</w:t>
-                  </w:r>
-                  <w:r>
-                    <w:rPr>
-                      <w:rFonts w:ascii="Avenir Next" w:hAnsi="Avenir Next" w:cs="Avenir Next" w:eastAsia="Avenir Next"/>
-                      <w:color w:val="1A1A1A"/>
-                      <w:sz w:val="21"/>
-                      <w:szCs w:val="21"/>
-                    </w:rPr>
                     <w:tab/>
                   </w:r>
                   <w:r>
                     <w:rPr>
                       <w:rFonts w:ascii="Avenir Next" w:hAnsi="Avenir Next" w:cs="Avenir Next" w:eastAsia="Avenir Next"/>
                       <w:color w:val="1A1A1A"/>
-                      <w:sz w:val="21"/>
+                      <w:sz w:val="22"/>
                       <w:szCs w:val="21"/>
                     </w:rPr>
                     <w:t xml:space="preserve">½ × 18 × 5</w:t>
@@ -5439,25 +5451,25 @@
                       <w:rFonts w:ascii="Avenir Next" w:hAnsi="Avenir Next" w:cs="Avenir Next" w:eastAsia="Avenir Next"/>
                       <w:b/>
                       <w:color w:val="003A70"/>
+                      <w:sz w:val="22"/>
+                      <w:szCs w:val="21"/>
+                    </w:rPr>
+                    <w:t xml:space="preserve">C</w:t>
+                  </w:r>
+                  <w:r>
+                    <w:rPr>
+                      <w:rFonts w:ascii="Avenir Next" w:hAnsi="Avenir Next" w:cs="Avenir Next" w:eastAsia="Avenir Next"/>
+                      <w:color w:val="1A1A1A"/>
                       <w:sz w:val="21"/>
                       <w:szCs w:val="21"/>
                     </w:rPr>
-                    <w:t xml:space="preserve">C</w:t>
-                  </w:r>
-                  <w:r>
-                    <w:rPr>
-                      <w:rFonts w:ascii="Avenir Next" w:hAnsi="Avenir Next" w:cs="Avenir Next" w:eastAsia="Avenir Next"/>
-                      <w:color w:val="1A1A1A"/>
-                      <w:sz w:val="21"/>
-                      <w:szCs w:val="21"/>
-                    </w:rPr>
                     <w:tab/>
                   </w:r>
                   <w:r>
                     <w:rPr>
                       <w:rFonts w:ascii="Avenir Next" w:hAnsi="Avenir Next" w:cs="Avenir Next" w:eastAsia="Avenir Next"/>
                       <w:color w:val="1A1A1A"/>
-                      <w:sz w:val="21"/>
+                      <w:sz w:val="22"/>
                       <w:szCs w:val="21"/>
                     </w:rPr>
                     <w:t xml:space="preserve">18 + 5</w:t>
@@ -5482,25 +5494,25 @@
                       <w:rFonts w:ascii="Avenir Next" w:hAnsi="Avenir Next" w:cs="Avenir Next" w:eastAsia="Avenir Next"/>
                       <w:b/>
                       <w:color w:val="003A70"/>
+                      <w:sz w:val="22"/>
+                      <w:szCs w:val="21"/>
+                    </w:rPr>
+                    <w:t xml:space="preserve">D</w:t>
+                  </w:r>
+                  <w:r>
+                    <w:rPr>
+                      <w:rFonts w:ascii="Avenir Next" w:hAnsi="Avenir Next" w:cs="Avenir Next" w:eastAsia="Avenir Next"/>
+                      <w:color w:val="1A1A1A"/>
                       <w:sz w:val="21"/>
                       <w:szCs w:val="21"/>
                     </w:rPr>
-                    <w:t xml:space="preserve">D</w:t>
-                  </w:r>
-                  <w:r>
-                    <w:rPr>
-                      <w:rFonts w:ascii="Avenir Next" w:hAnsi="Avenir Next" w:cs="Avenir Next" w:eastAsia="Avenir Next"/>
-                      <w:color w:val="1A1A1A"/>
-                      <w:sz w:val="21"/>
-                      <w:szCs w:val="21"/>
-                    </w:rPr>
                     <w:tab/>
                   </w:r>
                   <w:r>
                     <w:rPr>
                       <w:rFonts w:ascii="Avenir Next" w:hAnsi="Avenir Next" w:cs="Avenir Next" w:eastAsia="Avenir Next"/>
                       <w:color w:val="1A1A1A"/>
-                      <w:sz w:val="21"/>
+                      <w:sz w:val="22"/>
                       <w:szCs w:val="21"/>
                     </w:rPr>
                     <w:t xml:space="preserve">2 × 18 × 5</w:t>
@@ -5566,6 +5578,7 @@
           </w:tcPr>
           <w:p>
             <w:pPr>
+              <w:pStyle w:val="Heading2"/>
               <w:spacing w:before="0" w:after="0" w:line="240" w:lineRule="auto"/>
             </w:pPr>
             <w:r>
@@ -5603,7 +5616,7 @@
               <w:rPr>
                 <w:rFonts w:ascii="Avenir Next" w:hAnsi="Avenir Next" w:cs="Avenir Next" w:eastAsia="Avenir Next"/>
                 <w:color w:val="1A1A1A"/>
-                <w:sz w:val="17"/>
+                <w:sz w:val="22"/>
                 <w:szCs w:val="17"/>
               </w:rPr>
               <w:t xml:space="preserve">  I can do this on my own</w:t>
@@ -5632,7 +5645,7 @@
               <w:rPr>
                 <w:rFonts w:ascii="Avenir Next" w:hAnsi="Avenir Next" w:cs="Avenir Next" w:eastAsia="Avenir Next"/>
                 <w:color w:val="1A1A1A"/>
-                <w:sz w:val="17"/>
+                <w:sz w:val="22"/>
                 <w:szCs w:val="17"/>
               </w:rPr>
               <w:t xml:space="preserve">  I need a little help</w:t>
@@ -5661,7 +5674,7 @@
               <w:rPr>
                 <w:rFonts w:ascii="Avenir Next" w:hAnsi="Avenir Next" w:cs="Avenir Next" w:eastAsia="Avenir Next"/>
                 <w:color w:val="1A1A1A"/>
-                <w:sz w:val="17"/>
+                <w:sz w:val="22"/>
                 <w:szCs w:val="17"/>
               </w:rPr>
               <w:t xml:space="preserve">  I have a question about #</w:t>
@@ -5768,7 +5781,106 @@
               <w:sz w:val="15"/>
               <w:szCs w:val="15"/>
             </w:rPr>
-            <w:t xml:space="preserve">Lesson 5-2  ·  Homework Packet  ·  Level 1</w:t>
+            <w:t xml:space="preserve">5-2 · Page </w:t>
+          </w:r>
+          <w:r>
+            <w:rPr>
+              <w:rFonts w:ascii="Avenir Next" w:hAnsi="Avenir Next" w:cs="Avenir Next" w:eastAsia="Avenir Next"/>
+              <w:color w:val="5A5F66"/>
+              <w:sz w:val="15"/>
+              <w:szCs w:val="15"/>
+            </w:rPr>
+            <w:fldChar w:fldCharType="begin"/>
+          </w:r>
+          <w:r>
+            <w:rPr>
+              <w:rFonts w:ascii="Avenir Next" w:hAnsi="Avenir Next" w:cs="Avenir Next" w:eastAsia="Avenir Next"/>
+              <w:color w:val="5A5F66"/>
+              <w:sz w:val="15"/>
+              <w:szCs w:val="15"/>
+            </w:rPr>
+            <w:instrText xml:space="preserve"> PAGE </w:instrText>
+          </w:r>
+          <w:r>
+            <w:rPr>
+              <w:rFonts w:ascii="Avenir Next" w:hAnsi="Avenir Next" w:cs="Avenir Next" w:eastAsia="Avenir Next"/>
+              <w:color w:val="5A5F66"/>
+              <w:sz w:val="15"/>
+              <w:szCs w:val="15"/>
+            </w:rPr>
+            <w:fldChar w:fldCharType="separate"/>
+          </w:r>
+          <w:r>
+            <w:rPr>
+              <w:rFonts w:ascii="Avenir Next" w:hAnsi="Avenir Next" w:cs="Avenir Next" w:eastAsia="Avenir Next"/>
+              <w:color w:val="5A5F66"/>
+              <w:sz w:val="15"/>
+              <w:szCs w:val="15"/>
+            </w:rPr>
+            <w:t xml:space="preserve">1</w:t>
+          </w:r>
+          <w:r>
+            <w:rPr>
+              <w:rFonts w:ascii="Avenir Next" w:hAnsi="Avenir Next" w:cs="Avenir Next" w:eastAsia="Avenir Next"/>
+              <w:color w:val="5A5F66"/>
+              <w:sz w:val="15"/>
+              <w:szCs w:val="15"/>
+            </w:rPr>
+            <w:fldChar w:fldCharType="end"/>
+          </w:r>
+          <w:r>
+            <w:rPr>
+              <w:rFonts w:ascii="Avenir Next" w:hAnsi="Avenir Next" w:cs="Avenir Next" w:eastAsia="Avenir Next"/>
+              <w:color w:val="5A5F66"/>
+              <w:sz w:val="15"/>
+              <w:szCs w:val="15"/>
+            </w:rPr>
+            <w:t xml:space="preserve"> of </w:t>
+          </w:r>
+          <w:r>
+            <w:rPr>
+              <w:rFonts w:ascii="Avenir Next" w:hAnsi="Avenir Next" w:cs="Avenir Next" w:eastAsia="Avenir Next"/>
+              <w:color w:val="5A5F66"/>
+              <w:sz w:val="15"/>
+              <w:szCs w:val="15"/>
+            </w:rPr>
+            <w:fldChar w:fldCharType="begin"/>
+          </w:r>
+          <w:r>
+            <w:rPr>
+              <w:rFonts w:ascii="Avenir Next" w:hAnsi="Avenir Next" w:cs="Avenir Next" w:eastAsia="Avenir Next"/>
+              <w:color w:val="5A5F66"/>
+              <w:sz w:val="15"/>
+              <w:szCs w:val="15"/>
+            </w:rPr>
+            <w:instrText xml:space="preserve"> NUMPAGES </w:instrText>
+          </w:r>
+          <w:r>
+            <w:rPr>
+              <w:rFonts w:ascii="Avenir Next" w:hAnsi="Avenir Next" w:cs="Avenir Next" w:eastAsia="Avenir Next"/>
+              <w:color w:val="5A5F66"/>
+              <w:sz w:val="15"/>
+              <w:szCs w:val="15"/>
+            </w:rPr>
+            <w:fldChar w:fldCharType="separate"/>
+          </w:r>
+          <w:r>
+            <w:rPr>
+              <w:rFonts w:ascii="Avenir Next" w:hAnsi="Avenir Next" w:cs="Avenir Next" w:eastAsia="Avenir Next"/>
+              <w:color w:val="5A5F66"/>
+              <w:sz w:val="15"/>
+              <w:szCs w:val="15"/>
+            </w:rPr>
+            <w:t xml:space="preserve">1</w:t>
+          </w:r>
+          <w:r>
+            <w:rPr>
+              <w:rFonts w:ascii="Avenir Next" w:hAnsi="Avenir Next" w:cs="Avenir Next" w:eastAsia="Avenir Next"/>
+              <w:color w:val="5A5F66"/>
+              <w:sz w:val="15"/>
+              <w:szCs w:val="15"/>
+            </w:rPr>
+            <w:fldChar w:fldCharType="end"/>
           </w:r>
         </w:p>
       </w:tc>
@@ -5811,5 +5923,23 @@
       </w:tblCellMar>
     </w:tblPr>
   </w:style>
+  <w:style w:type="paragraph" w:styleId="Heading1">
+    <w:name w:val="heading 1"/>
+    <w:basedOn w:val="Normal"/>
+    <w:pPr>
+      <w:outlineLvl w:val="0"/>
+      <w:keepNext w:val="0"/>
+      <w:keepLines w:val="0"/>
+    </w:pPr>
+  </w:style>
+  <w:style w:type="paragraph" w:styleId="Heading2">
+    <w:name w:val="heading 2"/>
+    <w:basedOn w:val="Normal"/>
+    <w:pPr>
+      <w:outlineLvl w:val="1"/>
+      <w:keepNext w:val="0"/>
+      <w:keepLines w:val="0"/>
+    </w:pPr>
+  </w:style>
 </w:styles>
 </file>